--- a/report_agent/output/management_review_order.docx
+++ b/report_agent/output/management_review_order.docx
@@ -631,7 +631,7 @@
                 <w:rFonts w:hint="eastAsia"/>
                 <w:lang w:eastAsia="ko-KR"/>
               </w:rPr>
-              <w:t>C동 하역장과 B동 자재창고에서 동일 위험유형이 반복 발생하고 있으며, 모두 조치 및 승인 절차가 완료되지 않아 위험 노출이 지속되고 있다. 특히 고위험 화재 감지 위험이 집과 기석님 집에서 미조치 상태로 발견되어 즉각적인 대응이 필요. 전체 17건 중 9건이 미조치 또는 승인 대기 중으로 신속한 조치 이행과 승인 절차 강화가 요구된다. 반복 위험요인에 대한 모니터링과 재발 방지 대책 수립이 시급하다.</w:t>
+              <w:t>C동 하역장과 B동 자재창고에서 동일 위험유형이 반복 발생하고 있으며, 모두 조치 및 승인 절차가 완료되지 않은 상태이다. 특히 고위험인 화재 감지 위험이 집과 기석님 집에서 미조치 상태로 남아 즉각적인 대응이 필요. 전체 점검 건 중 절반 이상이 조치 또는 승인 대기 상태로, 신속한 조치 체계 개선과 반복 위험에 대한 관리 강화가 요구된다. 반복 발생 위험요인에 대해 조치 완료 후 재발 방지 효과 검증과 승인 프로세스 점검이 필요.</w:t>
             </w:r>
           </w:p>
         </w:tc>

--- a/report_agent/output/management_review_order.docx
+++ b/report_agent/output/management_review_order.docx
@@ -352,7 +352,7 @@
           </w:tcPr>
           <w:p>
             <w:r>
-              <w:t>2026-07-01 ~ 2026-07-10</w:t>
+              <w:t>- ~ -</w:t>
             </w:r>
           </w:p>
         </w:tc>
@@ -631,7 +631,7 @@
                 <w:rFonts w:hint="eastAsia"/>
                 <w:lang w:eastAsia="ko-KR"/>
               </w:rPr>
-              <w:t>동일 장소 및 위험유형에서 2회 이상 반복 발생한 사례가 5건으로 확인되었으며, 이 중 지하 전기실, 2층 A구역, 3층 포장라인은 고위험 위험요인이 포함되어 있다. 고위험 위험요인 6건 중 5건은 조치 및 승인 완료되었으나, 각 반복 사례별로 1건씩 미완료 또는 승인 대기 상태의 점검 기록이 존재한다. 조치 완료 후 재발은 아직 확인되지 않았으나, 반복 발생 자체가 관리체계 개선 필요성을 시사한다. 미조치 및 승인 대기 항목에 대해 신속한 확인과 조치 완료 독려가 필요. 경영책임자는 반복 위험요인 관리체계의 실효성 점검과 조치 지연 발생 경위 확인 필요 및 개선 방안 마련을 지시할 것.</w:t>
+              <w:t>최근 분석 기간 내 이상패턴, 고위험 사례, 미조치 또는 승인 대기 기록이 전혀 발견되지 않았다. 동일 구역 및 위험유형에서 반복 발생한 위험 사례도 없어 위험 관리 체계가 안정적으로 운영되고 있음을 확인했다. 다만, 점검 기록과 위험 유형 분포 데이터가 부재하여 현장 위험 관리 현황에 대한 추가 데이터 확보와 관리 체계 강화가 필요.</w:t>
             </w:r>
           </w:p>
         </w:tc>
@@ -916,7 +916,7 @@
                 <w:rFonts w:hint="eastAsia"/>
                 <w:sz w:val="16"/>
               </w:rPr>
-              <w:t>지하 전기실</w:t>
+              <w:t>-</w:t>
             </w:r>
             <w:proofErr w:type="spellStart"/>
             <w:r>
@@ -957,7 +957,7 @@
                 <w:rFonts w:hint="eastAsia"/>
                 <w:sz w:val="16"/>
               </w:rPr>
-              <w:t>전기실 주변 적치</w:t>
+              <w:t>-</w:t>
             </w:r>
             <w:proofErr w:type="spellStart"/>
             <w:r>
@@ -997,7 +997,7 @@
               <w:rPr>
                 <w:sz w:val="16"/>
               </w:rPr>
-              <w:t>CRITICAL</w:t>
+              <w:t>UNKNOWN</w:t>
             </w:r>
           </w:p>
         </w:tc>
@@ -1025,551 +1025,7 @@
                 <w:sz w:val="16"/>
                 <w:lang w:eastAsia="ko-KR"/>
               </w:rPr>
-              <w:t>경영책임자 우선 검토 필요, 미조치 또는 승인 대기 현황 확인 필요</w:t>
-            </w:r>
-          </w:p>
-        </w:tc>
-      </w:tr>
-      <w:tr>
-        <w:tc>
-          <w:tcPr>
-            <w:tcW w:w="1077" w:type="dxa"/>
-            <w:shd w:val="clear" w:color="auto" w:fill="FFFFFF"/>
-            <w:tcMar>
-              <w:top w:w="100" w:type="dxa"/>
-              <w:left w:w="70" w:type="dxa"/>
-              <w:bottom w:w="100" w:type="dxa"/>
-              <w:right w:w="70" w:type="dxa"/>
-            </w:tcMar>
-            <w:vAlign w:val="center"/>
-          </w:tcPr>
-          <w:p>
-            <w:pPr>
-              <w:jc w:val="center"/>
-            </w:pPr>
-            <w:r>
-              <w:rPr>
-                <w:rFonts w:hint="eastAsia"/>
-                <w:sz w:val="16"/>
-              </w:rPr>
-              <w:t>2층 A구역</w:t>
-            </w:r>
-            <w:proofErr w:type="spellStart"/>
-            <w:r>
-              <w:rPr>
-                <w:rFonts w:hint="eastAsia"/>
-                <w:sz w:val="16"/>
-              </w:rPr>
-              <w:t/>
-            </w:r>
-            <w:proofErr w:type="spellEnd"/>
-            <w:r>
-              <w:rPr>
-                <w:rFonts w:hint="eastAsia"/>
-                <w:sz w:val="16"/>
-              </w:rPr>
-              <w:t/>
-            </w:r>
-          </w:p>
-        </w:tc>
-        <w:tc>
-          <w:tcPr>
-            <w:tcW w:w="1323" w:type="dxa"/>
-            <w:shd w:val="clear" w:color="auto" w:fill="FFFFFF"/>
-            <w:tcMar>
-              <w:top w:w="100" w:type="dxa"/>
-              <w:left w:w="70" w:type="dxa"/>
-              <w:bottom w:w="100" w:type="dxa"/>
-              <w:right w:w="70" w:type="dxa"/>
-            </w:tcMar>
-            <w:vAlign w:val="center"/>
-          </w:tcPr>
-          <w:p>
-            <w:pPr>
-              <w:jc w:val="center"/>
-            </w:pPr>
-            <w:r>
-              <w:rPr>
-                <w:rFonts w:hint="eastAsia"/>
-                <w:sz w:val="16"/>
-              </w:rPr>
-              <w:t>피난통로 적치</w:t>
-            </w:r>
-            <w:proofErr w:type="spellStart"/>
-            <w:r>
-              <w:rPr>
-                <w:rFonts w:hint="eastAsia"/>
-                <w:sz w:val="16"/>
-              </w:rPr>
-              <w:t/>
-            </w:r>
-            <w:proofErr w:type="spellEnd"/>
-            <w:r>
-              <w:rPr>
-                <w:rFonts w:hint="eastAsia"/>
-                <w:sz w:val="16"/>
-              </w:rPr>
-              <w:t/>
-            </w:r>
-          </w:p>
-        </w:tc>
-        <w:tc>
-          <w:tcPr>
-            <w:tcW w:w="1386" w:type="dxa"/>
-            <w:shd w:val="clear" w:color="auto" w:fill="FFFFFF"/>
-            <w:tcMar>
-              <w:top w:w="100" w:type="dxa"/>
-              <w:left w:w="70" w:type="dxa"/>
-              <w:bottom w:w="100" w:type="dxa"/>
-              <w:right w:w="70" w:type="dxa"/>
-            </w:tcMar>
-            <w:vAlign w:val="center"/>
-          </w:tcPr>
-          <w:p>
-            <w:pPr>
-              <w:jc w:val="center"/>
-            </w:pPr>
-            <w:r>
-              <w:rPr>
-                <w:sz w:val="16"/>
-              </w:rPr>
-              <w:t>HIGH</w:t>
-            </w:r>
-          </w:p>
-        </w:tc>
-        <w:tc>
-          <w:tcPr>
-            <w:tcW w:w="6349" w:type="dxa"/>
-            <w:shd w:val="clear" w:color="auto" w:fill="FFFFFF"/>
-            <w:tcMar>
-              <w:top w:w="100" w:type="dxa"/>
-              <w:left w:w="70" w:type="dxa"/>
-              <w:bottom w:w="100" w:type="dxa"/>
-              <w:right w:w="70" w:type="dxa"/>
-            </w:tcMar>
-            <w:vAlign w:val="center"/>
-          </w:tcPr>
-          <w:p>
-            <w:pPr>
-              <w:rPr>
-                <w:lang w:eastAsia="ko-KR"/>
-              </w:rPr>
-            </w:pPr>
-            <w:r>
-              <w:rPr>
-                <w:rFonts w:hint="eastAsia"/>
-                <w:sz w:val="16"/>
-                <w:lang w:eastAsia="ko-KR"/>
-              </w:rPr>
-              <w:t>경영책임자 우선 검토 필요, 미조치 또는 승인 대기 현황 확인 필요</w:t>
-            </w:r>
-          </w:p>
-        </w:tc>
-      </w:tr>
-      <w:tr>
-        <w:tc>
-          <w:tcPr>
-            <w:tcW w:w="1077" w:type="dxa"/>
-            <w:shd w:val="clear" w:color="auto" w:fill="FFFFFF"/>
-            <w:tcMar>
-              <w:top w:w="100" w:type="dxa"/>
-              <w:left w:w="70" w:type="dxa"/>
-              <w:bottom w:w="100" w:type="dxa"/>
-              <w:right w:w="70" w:type="dxa"/>
-            </w:tcMar>
-            <w:vAlign w:val="center"/>
-          </w:tcPr>
-          <w:p>
-            <w:pPr>
-              <w:jc w:val="center"/>
-            </w:pPr>
-            <w:r>
-              <w:rPr>
-                <w:rFonts w:hint="eastAsia"/>
-                <w:sz w:val="16"/>
-              </w:rPr>
-              <w:t>3층 포장라인</w:t>
-            </w:r>
-            <w:proofErr w:type="spellStart"/>
-            <w:r>
-              <w:rPr>
-                <w:rFonts w:hint="eastAsia"/>
-                <w:sz w:val="16"/>
-              </w:rPr>
-              <w:t/>
-            </w:r>
-            <w:proofErr w:type="spellEnd"/>
-            <w:r>
-              <w:rPr>
-                <w:rFonts w:hint="eastAsia"/>
-                <w:sz w:val="16"/>
-              </w:rPr>
-              <w:t/>
-            </w:r>
-          </w:p>
-        </w:tc>
-        <w:tc>
-          <w:tcPr>
-            <w:tcW w:w="1323" w:type="dxa"/>
-            <w:shd w:val="clear" w:color="auto" w:fill="FFFFFF"/>
-            <w:tcMar>
-              <w:top w:w="100" w:type="dxa"/>
-              <w:left w:w="70" w:type="dxa"/>
-              <w:bottom w:w="100" w:type="dxa"/>
-              <w:right w:w="70" w:type="dxa"/>
-            </w:tcMar>
-            <w:vAlign w:val="center"/>
-          </w:tcPr>
-          <w:p>
-            <w:pPr>
-              <w:jc w:val="center"/>
-            </w:pPr>
-            <w:r>
-              <w:rPr>
-                <w:rFonts w:hint="eastAsia"/>
-                <w:sz w:val="16"/>
-              </w:rPr>
-              <w:t>지게차 동선 침범</w:t>
-            </w:r>
-            <w:proofErr w:type="spellStart"/>
-            <w:r>
-              <w:rPr>
-                <w:rFonts w:hint="eastAsia"/>
-                <w:sz w:val="16"/>
-              </w:rPr>
-              <w:t/>
-            </w:r>
-            <w:proofErr w:type="spellEnd"/>
-            <w:r>
-              <w:rPr>
-                <w:rFonts w:hint="eastAsia"/>
-                <w:sz w:val="16"/>
-              </w:rPr>
-              <w:t/>
-            </w:r>
-          </w:p>
-        </w:tc>
-        <w:tc>
-          <w:tcPr>
-            <w:tcW w:w="1386" w:type="dxa"/>
-            <w:shd w:val="clear" w:color="auto" w:fill="FFFFFF"/>
-            <w:tcMar>
-              <w:top w:w="100" w:type="dxa"/>
-              <w:left w:w="70" w:type="dxa"/>
-              <w:bottom w:w="100" w:type="dxa"/>
-              <w:right w:w="70" w:type="dxa"/>
-            </w:tcMar>
-            <w:vAlign w:val="center"/>
-          </w:tcPr>
-          <w:p>
-            <w:pPr>
-              <w:jc w:val="center"/>
-            </w:pPr>
-            <w:r>
-              <w:rPr>
-                <w:sz w:val="16"/>
-              </w:rPr>
-              <w:t>HIGH</w:t>
-            </w:r>
-          </w:p>
-        </w:tc>
-        <w:tc>
-          <w:tcPr>
-            <w:tcW w:w="6349" w:type="dxa"/>
-            <w:shd w:val="clear" w:color="auto" w:fill="FFFFFF"/>
-            <w:tcMar>
-              <w:top w:w="100" w:type="dxa"/>
-              <w:left w:w="70" w:type="dxa"/>
-              <w:bottom w:w="100" w:type="dxa"/>
-              <w:right w:w="70" w:type="dxa"/>
-            </w:tcMar>
-            <w:vAlign w:val="center"/>
-          </w:tcPr>
-          <w:p>
-            <w:pPr>
-              <w:rPr>
-                <w:lang w:eastAsia="ko-KR"/>
-              </w:rPr>
-            </w:pPr>
-            <w:r>
-              <w:rPr>
-                <w:rFonts w:hint="eastAsia"/>
-                <w:sz w:val="16"/>
-                <w:lang w:eastAsia="ko-KR"/>
-              </w:rPr>
-              <w:t>경영책임자 우선 검토 필요, 미조치 또는 승인 대기 현황 확인 필요</w:t>
-            </w:r>
-          </w:p>
-        </w:tc>
-      </w:tr>
-      <w:tr>
-        <w:tc>
-          <w:tcPr>
-            <w:tcW w:w="1077" w:type="dxa"/>
-            <w:shd w:val="clear" w:color="auto" w:fill="FFFFFF"/>
-            <w:tcMar>
-              <w:top w:w="100" w:type="dxa"/>
-              <w:left w:w="70" w:type="dxa"/>
-              <w:bottom w:w="100" w:type="dxa"/>
-              <w:right w:w="70" w:type="dxa"/>
-            </w:tcMar>
-            <w:vAlign w:val="center"/>
-          </w:tcPr>
-          <w:p>
-            <w:pPr>
-              <w:jc w:val="center"/>
-            </w:pPr>
-            <w:r>
-              <w:rPr>
-                <w:rFonts w:hint="eastAsia"/>
-                <w:sz w:val="16"/>
-              </w:rPr>
-              <w:t>1층 상하차장</w:t>
-            </w:r>
-            <w:proofErr w:type="spellStart"/>
-            <w:r>
-              <w:rPr>
-                <w:rFonts w:hint="eastAsia"/>
-                <w:sz w:val="16"/>
-              </w:rPr>
-              <w:t/>
-            </w:r>
-            <w:proofErr w:type="spellEnd"/>
-            <w:r>
-              <w:rPr>
-                <w:rFonts w:hint="eastAsia"/>
-                <w:sz w:val="16"/>
-              </w:rPr>
-              <w:t/>
-            </w:r>
-          </w:p>
-        </w:tc>
-        <w:tc>
-          <w:tcPr>
-            <w:tcW w:w="1323" w:type="dxa"/>
-            <w:shd w:val="clear" w:color="auto" w:fill="FFFFFF"/>
-            <w:tcMar>
-              <w:top w:w="100" w:type="dxa"/>
-              <w:left w:w="70" w:type="dxa"/>
-              <w:bottom w:w="100" w:type="dxa"/>
-              <w:right w:w="70" w:type="dxa"/>
-            </w:tcMar>
-            <w:vAlign w:val="center"/>
-          </w:tcPr>
-          <w:p>
-            <w:pPr>
-              <w:jc w:val="center"/>
-            </w:pPr>
-            <w:r>
-              <w:rPr>
-                <w:rFonts w:hint="eastAsia"/>
-                <w:sz w:val="16"/>
-              </w:rPr>
-              <w:t>보호구 미착용</w:t>
-            </w:r>
-            <w:proofErr w:type="spellStart"/>
-            <w:r>
-              <w:rPr>
-                <w:rFonts w:hint="eastAsia"/>
-                <w:sz w:val="16"/>
-              </w:rPr>
-              <w:t/>
-            </w:r>
-            <w:proofErr w:type="spellEnd"/>
-            <w:r>
-              <w:rPr>
-                <w:rFonts w:hint="eastAsia"/>
-                <w:sz w:val="16"/>
-              </w:rPr>
-              <w:t/>
-            </w:r>
-          </w:p>
-        </w:tc>
-        <w:tc>
-          <w:tcPr>
-            <w:tcW w:w="1386" w:type="dxa"/>
-            <w:shd w:val="clear" w:color="auto" w:fill="FFFFFF"/>
-            <w:tcMar>
-              <w:top w:w="100" w:type="dxa"/>
-              <w:left w:w="70" w:type="dxa"/>
-              <w:bottom w:w="100" w:type="dxa"/>
-              <w:right w:w="70" w:type="dxa"/>
-            </w:tcMar>
-            <w:vAlign w:val="center"/>
-          </w:tcPr>
-          <w:p>
-            <w:pPr>
-              <w:jc w:val="center"/>
-            </w:pPr>
-            <w:r>
-              <w:rPr>
-                <w:sz w:val="16"/>
-              </w:rPr>
-              <w:t>MEDIUM</w:t>
-            </w:r>
-          </w:p>
-        </w:tc>
-        <w:tc>
-          <w:tcPr>
-            <w:tcW w:w="6349" w:type="dxa"/>
-            <w:shd w:val="clear" w:color="auto" w:fill="FFFFFF"/>
-            <w:tcMar>
-              <w:top w:w="100" w:type="dxa"/>
-              <w:left w:w="70" w:type="dxa"/>
-              <w:bottom w:w="100" w:type="dxa"/>
-              <w:right w:w="70" w:type="dxa"/>
-            </w:tcMar>
-            <w:vAlign w:val="center"/>
-          </w:tcPr>
-          <w:p>
-            <w:pPr>
-              <w:rPr>
-                <w:lang w:eastAsia="ko-KR"/>
-              </w:rPr>
-            </w:pPr>
-            <w:r>
-              <w:rPr>
-                <w:rFonts w:hint="eastAsia"/>
-                <w:sz w:val="16"/>
-                <w:lang w:eastAsia="ko-KR"/>
-              </w:rPr>
-              <w:t>정기 모니터링 필요, 미조치 또는 승인 대기 현황 확인 필요</w:t>
-            </w:r>
-          </w:p>
-        </w:tc>
-      </w:tr>
-      <w:tr>
-        <w:tc>
-          <w:tcPr>
-            <w:tcW w:w="1077" w:type="dxa"/>
-            <w:shd w:val="clear" w:color="auto" w:fill="FFFFFF"/>
-            <w:tcMar>
-              <w:top w:w="100" w:type="dxa"/>
-              <w:left w:w="70" w:type="dxa"/>
-              <w:bottom w:w="100" w:type="dxa"/>
-              <w:right w:w="70" w:type="dxa"/>
-            </w:tcMar>
-            <w:vAlign w:val="center"/>
-          </w:tcPr>
-          <w:p>
-            <w:pPr>
-              <w:jc w:val="center"/>
-            </w:pPr>
-            <w:r>
-              <w:rPr>
-                <w:rFonts w:hint="eastAsia"/>
-                <w:sz w:val="16"/>
-              </w:rPr>
-              <w:t>1층 출고 대기구역</w:t>
-            </w:r>
-            <w:proofErr w:type="spellStart"/>
-            <w:r>
-              <w:rPr>
-                <w:rFonts w:hint="eastAsia"/>
-                <w:sz w:val="16"/>
-              </w:rPr>
-              <w:t/>
-            </w:r>
-            <w:proofErr w:type="spellEnd"/>
-            <w:r>
-              <w:rPr>
-                <w:rFonts w:hint="eastAsia"/>
-                <w:sz w:val="16"/>
-              </w:rPr>
-              <w:t/>
-            </w:r>
-          </w:p>
-        </w:tc>
-        <w:tc>
-          <w:tcPr>
-            <w:tcW w:w="1323" w:type="dxa"/>
-            <w:shd w:val="clear" w:color="auto" w:fill="FFFFFF"/>
-            <w:tcMar>
-              <w:top w:w="100" w:type="dxa"/>
-              <w:left w:w="70" w:type="dxa"/>
-              <w:bottom w:w="100" w:type="dxa"/>
-              <w:right w:w="70" w:type="dxa"/>
-            </w:tcMar>
-            <w:vAlign w:val="center"/>
-          </w:tcPr>
-          <w:p>
-            <w:pPr>
-              <w:jc w:val="center"/>
-            </w:pPr>
-            <w:r>
-              <w:rPr>
-                <w:rFonts w:hint="eastAsia"/>
-                <w:sz w:val="16"/>
-              </w:rPr>
-              <w:t>바닥 장애물 방치</w:t>
-            </w:r>
-            <w:proofErr w:type="spellStart"/>
-            <w:r>
-              <w:rPr>
-                <w:rFonts w:hint="eastAsia"/>
-                <w:sz w:val="16"/>
-              </w:rPr>
-              <w:t/>
-            </w:r>
-            <w:proofErr w:type="spellEnd"/>
-            <w:r>
-              <w:rPr>
-                <w:rFonts w:hint="eastAsia"/>
-                <w:sz w:val="16"/>
-              </w:rPr>
-              <w:t/>
-            </w:r>
-          </w:p>
-        </w:tc>
-        <w:tc>
-          <w:tcPr>
-            <w:tcW w:w="1386" w:type="dxa"/>
-            <w:shd w:val="clear" w:color="auto" w:fill="FFFFFF"/>
-            <w:tcMar>
-              <w:top w:w="100" w:type="dxa"/>
-              <w:left w:w="70" w:type="dxa"/>
-              <w:bottom w:w="100" w:type="dxa"/>
-              <w:right w:w="70" w:type="dxa"/>
-            </w:tcMar>
-            <w:vAlign w:val="center"/>
-          </w:tcPr>
-          <w:p>
-            <w:pPr>
-              <w:jc w:val="center"/>
-            </w:pPr>
-            <w:r>
-              <w:rPr>
-                <w:sz w:val="16"/>
-              </w:rPr>
-              <w:t>LOW</w:t>
-            </w:r>
-          </w:p>
-        </w:tc>
-        <w:tc>
-          <w:tcPr>
-            <w:tcW w:w="6349" w:type="dxa"/>
-            <w:shd w:val="clear" w:color="auto" w:fill="FFFFFF"/>
-            <w:tcMar>
-              <w:top w:w="100" w:type="dxa"/>
-              <w:left w:w="70" w:type="dxa"/>
-              <w:bottom w:w="100" w:type="dxa"/>
-              <w:right w:w="70" w:type="dxa"/>
-            </w:tcMar>
-            <w:vAlign w:val="center"/>
-          </w:tcPr>
-          <w:p>
-            <w:pPr>
-              <w:rPr>
-                <w:lang w:eastAsia="ko-KR"/>
-              </w:rPr>
-            </w:pPr>
-            <w:r>
-              <w:rPr>
-                <w:rFonts w:hint="eastAsia"/>
-                <w:sz w:val="16"/>
-                <w:lang w:eastAsia="ko-KR"/>
-              </w:rPr>
-              <w:t>정기 모니터링 필요, 미조치 또는 승인 대기 현황 확인 필요</w:t>
+              <w:t>정기 모니터링 필요</w:t>
             </w:r>
           </w:p>
         </w:tc>
@@ -1618,7 +1074,7 @@
                 <w:sz w:val="18"/>
                 <w:lang w:eastAsia="ko-KR"/>
               </w:rPr>
-              <w:t>위 표는 동일 구역과 동일 위험 유형이 반복 기록된 후보를 기준으로 정리한 것이다. 반복 위험 그룹은 5건, 고위험 기록은 6건, 미조치 또는 승인 대기 기록은 5건이다.</w:t>
+              <w:t>위 표는 동일 구역과 동일 위험 유형이 반복 기록된 후보를 기준으로 정리한 것이다. 반복 위험 그룹은 0건, 고위험 기록은 0건, 미조치 또는 승인 대기 기록은 0건이다.</w:t>
             </w:r>
           </w:p>
         </w:tc>
@@ -1800,7 +1256,7 @@
                 <w:sz w:val="20"/>
                 <w:lang w:eastAsia="ko-KR"/>
               </w:rPr>
-              <w:t>안전관리부서는 반복 위험 그룹 5건에 대해 구역별 관리 기준을 재점검하고, 동일 위험 유형이 반복되지 않도록 예방관리 절차를 보완할 것.</w:t>
+              <w:t>안전관리부서는 반복 위험 그룹 0건에 대해 구역별 관리 기준을 재점검하고, 동일 위험 유형이 반복되지 않도록 예방관리 절차를 보완할 것.</w:t>
             </w:r>
           </w:p>
         </w:tc>
@@ -1873,7 +1329,7 @@
                 <w:sz w:val="20"/>
                 <w:lang w:eastAsia="ko-KR"/>
               </w:rPr>
-              <w:t>현장관리자는 고위험 기록 6건을 우선 관리 대상으로 지정하고, 조치 완료 여부와 승인 상태를 정기적으로 확인할 것.</w:t>
+              <w:t>현장관리자는 고위험 기록 0건을 우선 관리 대상으로 지정하고, 조치 완료 여부와 승인 상태를 정기적으로 확인할 것.</w:t>
             </w:r>
           </w:p>
         </w:tc>
@@ -1946,7 +1402,7 @@
                 <w:sz w:val="20"/>
                 <w:lang w:eastAsia="ko-KR"/>
               </w:rPr>
-              <w:t>담당 부서는 미조치 또는 승인 대기 기록 5건의 처리 현황을 확인하고, 지연 항목을 해소한 뒤 결과를 보고할 것.</w:t>
+              <w:t>담당 부서는 미조치 또는 승인 대기 기록 0건의 처리 현황을 확인하고, 지연 항목을 해소한 뒤 결과를 보고할 것.</w:t>
             </w:r>
           </w:p>
         </w:tc>
@@ -2176,7 +1632,7 @@
                 <w:lang w:eastAsia="ko-KR"/>
               </w:rPr>
               <w:lastRenderedPageBreak/>
-              <w:t>본 검토 결과, 일부 구역에서 동일 위험 유형이 반복적으로 확인됐다. 반복 위험 그룹 5건과 고위험 기록 6건은 우선 관리 대상으로 분류됐다. 각 부서는 미조치 또는 승인 대기 항목의 처리 현황을 명확히 확인하고, 반복 위험 관리 기준과 조치 이행 점검 절차를 보완할 것. 후속 조치 결과는 정해진 보고 체계에 따라 확인할 예정이다.</w:t>
+              <w:t>본 검토 결과, 일부 구역에서 동일 위험 유형이 반복적으로 확인됐다. 반복 위험 그룹 0건과 고위험 기록 0건은 우선 관리 대상으로 분류됐다. 미조치 또는 승인 대기 항목의 처리 현황을 우선 확인 대상으로 정하고, 반복 위험 관리 기준과 조치 이행 점검 절차를 보완하도록 지시한다. 정해진 보고 체계에 따라 후속 관리 결과를 확인하겠다.</w:t>
             </w:r>
           </w:p>
         </w:tc>

--- a/report_agent/output/management_review_order.docx
+++ b/report_agent/output/management_review_order.docx
@@ -631,7 +631,7 @@
                 <w:rFonts w:hint="eastAsia"/>
                 <w:lang w:eastAsia="ko-KR"/>
               </w:rPr>
-              <w:t>C동 하역장과 B동 자재창고에서 동일 위험유형이 반복 발생하고 있으며, 모두 조치 및 승인 절차가 완료되지 않은 상태이다. 특히 고위험인 화재 감지 위험이 집과 기석님 집에서 미조치 상태로 남아 즉각적인 대응이 필요. 전체 점검 건 중 절반 이상이 조치 또는 승인 대기 상태로, 신속한 조치 체계 개선과 반복 위험에 대한 관리 강화가 요구된다. 반복 발생 위험요인에 대해 조치 완료 후 재발 방지 효과 검증과 승인 프로세스 점검이 필요.</w:t>
+              <w:t>C동 하역장과 B동 자재창고에서 동일 위험유형이 반복 발생하고 있으며, 특히 C동 하역장의 충돌 위험은 중간 위험도로 4회 반복되어 조치 및 승인 대기 상태이다. 고위험 화재 감지 위험이 집과 기석님 집에서 발생했으나 조치 및 승인 절차가 완료되지 않아 즉각적인 관리가 필요. 전체 17건 중 9건이 미조치 또는 승인 대기 상태로 신속한 대응 체계 점검과 관리 프로세스 개선이 요구된다. 반복 발생 위험요인에 대한 관리 체계 전반의 점검과 조치 실효성 강화가 필요.</w:t>
             </w:r>
           </w:p>
         </w:tc>

--- a/report_agent/output/management_review_order.docx
+++ b/report_agent/output/management_review_order.docx
@@ -352,7 +352,7 @@
           </w:tcPr>
           <w:p>
             <w:r>
-              <w:t>- ~ -</w:t>
+              <w:t>2026-07-28 ~ 2026-08-03</w:t>
             </w:r>
           </w:p>
         </w:tc>
@@ -631,7 +631,7 @@
                 <w:rFonts w:hint="eastAsia"/>
                 <w:lang w:eastAsia="ko-KR"/>
               </w:rPr>
-              <w:t>최근 분석 기간 내 이상패턴, 고위험 사례, 미조치 또는 승인 대기 기록이 전혀 발견되지 않았다. 동일 구역 및 위험유형에서 반복 발생한 위험 사례도 없어 위험 관리 체계가 안정적으로 운영되고 있음을 확인했다. 다만, 점검 기록과 위험 유형 분포 데이터가 부재하여 현장 위험 관리 현황에 대한 추가 데이터 확보와 관리 체계 강화가 필요.</w:t>
+              <w:t>C동 하역장과 B동 자재창고에서 동일 위험 유형이 반복 발생하고 있으며, 특히 C동 하역장 충돌 위험은 4회 반복되어 중간 위험도로 평가됐다. 고위험 화재 감지 위험이 집과 기석님 집에서 발생했으나 조치 및 승인 절차가 완료되지 않아 즉각적인 대응이 필요. 전체 17건 중 9건이 미조치 또는 승인 대기 상태로 현장 위험 관리에 개선 조치가 시급하다. 반복 위험에 대한 조치 효과 점검과 조치 지연 문제 해결을 우선적으로 관리할 것.</w:t>
             </w:r>
           </w:p>
         </w:tc>
@@ -916,7 +916,7 @@
                 <w:rFonts w:hint="eastAsia"/>
                 <w:sz w:val="16"/>
               </w:rPr>
-              <w:t>-</w:t>
+              <w:t>C동 하역장</w:t>
             </w:r>
             <w:proofErr w:type="spellStart"/>
             <w:r>
@@ -957,7 +957,7 @@
                 <w:rFonts w:hint="eastAsia"/>
                 <w:sz w:val="16"/>
               </w:rPr>
-              <w:t>-</w:t>
+              <w:t>충돌</w:t>
             </w:r>
             <w:proofErr w:type="spellStart"/>
             <w:r>
@@ -997,7 +997,7 @@
               <w:rPr>
                 <w:sz w:val="16"/>
               </w:rPr>
-              <w:t>UNKNOWN</w:t>
+              <w:t>MEDIUM</w:t>
             </w:r>
           </w:p>
         </w:tc>
@@ -1025,7 +1025,143 @@
                 <w:sz w:val="16"/>
                 <w:lang w:eastAsia="ko-KR"/>
               </w:rPr>
-              <w:t>정기 모니터링 필요</w:t>
+              <w:t>관리 수준 점검 필요, 미조치 또는 승인 대기 현황 확인 필요, 반복 발생 관리 기준 보완 필요</w:t>
+            </w:r>
+          </w:p>
+        </w:tc>
+      </w:tr>
+      <w:tr>
+        <w:tc>
+          <w:tcPr>
+            <w:tcW w:w="1077" w:type="dxa"/>
+            <w:shd w:val="clear" w:color="auto" w:fill="FFFFFF"/>
+            <w:tcMar>
+              <w:top w:w="100" w:type="dxa"/>
+              <w:left w:w="70" w:type="dxa"/>
+              <w:bottom w:w="100" w:type="dxa"/>
+              <w:right w:w="70" w:type="dxa"/>
+            </w:tcMar>
+            <w:vAlign w:val="center"/>
+          </w:tcPr>
+          <w:p>
+            <w:pPr>
+              <w:jc w:val="center"/>
+            </w:pPr>
+            <w:r>
+              <w:rPr>
+                <w:rFonts w:hint="eastAsia"/>
+                <w:sz w:val="16"/>
+              </w:rPr>
+              <w:t>B동 자재창고</w:t>
+            </w:r>
+            <w:proofErr w:type="spellStart"/>
+            <w:r>
+              <w:rPr>
+                <w:rFonts w:hint="eastAsia"/>
+                <w:sz w:val="16"/>
+              </w:rPr>
+              <w:t/>
+            </w:r>
+            <w:proofErr w:type="spellEnd"/>
+            <w:r>
+              <w:rPr>
+                <w:rFonts w:hint="eastAsia"/>
+                <w:sz w:val="16"/>
+              </w:rPr>
+              <w:t/>
+            </w:r>
+          </w:p>
+        </w:tc>
+        <w:tc>
+          <w:tcPr>
+            <w:tcW w:w="1323" w:type="dxa"/>
+            <w:shd w:val="clear" w:color="auto" w:fill="FFFFFF"/>
+            <w:tcMar>
+              <w:top w:w="100" w:type="dxa"/>
+              <w:left w:w="70" w:type="dxa"/>
+              <w:bottom w:w="100" w:type="dxa"/>
+              <w:right w:w="70" w:type="dxa"/>
+            </w:tcMar>
+            <w:vAlign w:val="center"/>
+          </w:tcPr>
+          <w:p>
+            <w:pPr>
+              <w:jc w:val="center"/>
+            </w:pPr>
+            <w:r>
+              <w:rPr>
+                <w:rFonts w:hint="eastAsia"/>
+                <w:sz w:val="16"/>
+              </w:rPr>
+              <w:t>적재물</w:t>
+            </w:r>
+            <w:proofErr w:type="spellStart"/>
+            <w:r>
+              <w:rPr>
+                <w:rFonts w:hint="eastAsia"/>
+                <w:sz w:val="16"/>
+              </w:rPr>
+              <w:t/>
+            </w:r>
+            <w:proofErr w:type="spellEnd"/>
+            <w:r>
+              <w:rPr>
+                <w:rFonts w:hint="eastAsia"/>
+                <w:sz w:val="16"/>
+              </w:rPr>
+              <w:t/>
+            </w:r>
+          </w:p>
+        </w:tc>
+        <w:tc>
+          <w:tcPr>
+            <w:tcW w:w="1386" w:type="dxa"/>
+            <w:shd w:val="clear" w:color="auto" w:fill="FFFFFF"/>
+            <w:tcMar>
+              <w:top w:w="100" w:type="dxa"/>
+              <w:left w:w="70" w:type="dxa"/>
+              <w:bottom w:w="100" w:type="dxa"/>
+              <w:right w:w="70" w:type="dxa"/>
+            </w:tcMar>
+            <w:vAlign w:val="center"/>
+          </w:tcPr>
+          <w:p>
+            <w:pPr>
+              <w:jc w:val="center"/>
+            </w:pPr>
+            <w:r>
+              <w:rPr>
+                <w:sz w:val="16"/>
+              </w:rPr>
+              <w:t>MEDIUM</w:t>
+            </w:r>
+          </w:p>
+        </w:tc>
+        <w:tc>
+          <w:tcPr>
+            <w:tcW w:w="6349" w:type="dxa"/>
+            <w:shd w:val="clear" w:color="auto" w:fill="FFFFFF"/>
+            <w:tcMar>
+              <w:top w:w="100" w:type="dxa"/>
+              <w:left w:w="70" w:type="dxa"/>
+              <w:bottom w:w="100" w:type="dxa"/>
+              <w:right w:w="70" w:type="dxa"/>
+            </w:tcMar>
+            <w:vAlign w:val="center"/>
+          </w:tcPr>
+          <w:p>
+            <w:pPr>
+              <w:rPr>
+                <w:lang w:eastAsia="ko-KR"/>
+              </w:rPr>
+            </w:pPr>
+            <w:r>
+              <w:rPr>
+                <w:rFonts w:hint="eastAsia"/>
+                <w:sz w:val="16"/>
+                <w:lang w:eastAsia="ko-KR"/>
+              </w:rPr>
+              <w:t>정기 모니터링 필요, 미조치 또는 승인 대기 현황 확인 필요</w:t>
             </w:r>
           </w:p>
         </w:tc>
@@ -1074,7 +1210,7 @@
                 <w:sz w:val="18"/>
                 <w:lang w:eastAsia="ko-KR"/>
               </w:rPr>
-              <w:t>위 표는 동일 구역과 동일 위험 유형이 반복 기록된 후보를 기준으로 정리한 것이다. 반복 위험 그룹은 0건, 고위험 기록은 0건, 미조치 또는 승인 대기 기록은 0건이다.</w:t>
+              <w:t>위 표는 동일 구역과 동일 위험 유형이 반복 기록된 후보를 기준으로 정리한 것이다. 반복 위험 그룹은 2건, 고위험 기록은 4건, 미조치 또는 승인 대기 기록은 9건이다.</w:t>
             </w:r>
           </w:p>
         </w:tc>
@@ -1256,7 +1392,7 @@
                 <w:sz w:val="20"/>
                 <w:lang w:eastAsia="ko-KR"/>
               </w:rPr>
-              <w:t>안전관리부서는 반복 위험 그룹 0건에 대해 구역별 관리 기준을 재점검하고, 동일 위험 유형이 반복되지 않도록 예방관리 절차를 보완할 것.</w:t>
+              <w:t>안전관리부서는 반복 위험 그룹 2건에 대해 구역별 관리 기준을 재점검하고, 동일 위험 유형이 반복되지 않도록 예방관리 절차를 보완할 것.</w:t>
             </w:r>
           </w:p>
         </w:tc>
@@ -1329,7 +1465,7 @@
                 <w:sz w:val="20"/>
                 <w:lang w:eastAsia="ko-KR"/>
               </w:rPr>
-              <w:t>현장관리자는 고위험 기록 0건을 우선 관리 대상으로 지정하고, 조치 완료 여부와 승인 상태를 정기적으로 확인할 것.</w:t>
+              <w:t>현장관리자는 고위험 기록 4건을 우선 관리 대상으로 지정하고, 조치 완료 여부와 승인 상태를 정기적으로 확인할 것.</w:t>
             </w:r>
           </w:p>
         </w:tc>
@@ -1402,7 +1538,7 @@
                 <w:sz w:val="20"/>
                 <w:lang w:eastAsia="ko-KR"/>
               </w:rPr>
-              <w:t>담당 부서는 미조치 또는 승인 대기 기록 0건의 처리 현황을 확인하고, 지연 항목을 해소한 뒤 결과를 보고할 것.</w:t>
+              <w:t>담당 부서는 미조치 또는 승인 대기 기록 9건의 처리 현황을 확인하고, 지연 항목을 해소한 뒤 결과를 보고할 것.</w:t>
             </w:r>
           </w:p>
         </w:tc>
@@ -1632,7 +1768,7 @@
                 <w:lang w:eastAsia="ko-KR"/>
               </w:rPr>
               <w:lastRenderedPageBreak/>
-              <w:t>본 검토 결과, 일부 구역에서 동일 위험 유형이 반복적으로 확인됐다. 반복 위험 그룹 0건과 고위험 기록 0건은 우선 관리 대상으로 분류됐다. 미조치 또는 승인 대기 항목의 처리 현황을 우선 확인 대상으로 정하고, 반복 위험 관리 기준과 조치 이행 점검 절차를 보완하도록 지시한다. 정해진 보고 체계에 따라 후속 관리 결과를 확인하겠다.</w:t>
+              <w:t>본 검토 결과, 일부 구역에서 동일 위험 유형이 반복적으로 확인됐다. 반복 위험 그룹 2건과 고위험 기록 4건은 우선 관리 대상으로 분류됐다. 미조치 또는 승인 대기 항목의 처리 현황을 우선 확인 대상으로 정하고, 반복 위험 관리 기준과 조치 이행 점검 절차를 보완하도록 지시한다. 정해진 보고 체계에 따라 후속 관리 결과를 확인하겠다.</w:t>
             </w:r>
           </w:p>
         </w:tc>

--- a/report_agent/output/management_review_order.docx
+++ b/report_agent/output/management_review_order.docx
@@ -631,7 +631,7 @@
                 <w:rFonts w:hint="eastAsia"/>
                 <w:lang w:eastAsia="ko-KR"/>
               </w:rPr>
-              <w:t>C동 하역장과 B동 자재창고에서 동일 위험유형이 반복 발생하고 있으며, 특히 C동 하역장의 충돌 위험은 중간 위험도로 4회 반복되어 조치 및 승인 대기 상태이다. 고위험 화재 감지 위험이 집과 기석님 집에서 발생했으나 조치 및 승인 절차가 완료되지 않아 즉각적인 관리가 필요. 전체 17건 중 9건이 미조치 또는 승인 대기 상태로 신속한 대응 체계 점검과 관리 프로세스 개선이 요구된다. 반복 발생 위험요인에 대한 관리 체계 전반의 점검과 조치 실효성 강화가 필요.</w:t>
+              <w:t>C동 하역장과 B동 자재창고에서 동일 위험유형이 반복 발생하고 있으며, 특히 C동 하역장의 충돌 위험과 B동 자재창고의 적재물 위험이 미조치 및 미승인 상태로 지속되고 있다. 집과 기석님 집에서 발생한 고위험 화재 감지 위험도 즉각적인 조치가 필요. 전체 점검 건 중 절반 이상이 조치 또는 승인 대기 상태로, 신속한 조치 및 승인 절차 이행이 요구된다. 반복 위험군에 대한 근본적 관리체계 점검과 개선을 통해 재발 방지 효과를 확보할 필요가 있다.</w:t>
             </w:r>
           </w:p>
         </w:tc>
@@ -1392,226 +1392,7 @@
                 <w:sz w:val="20"/>
                 <w:lang w:eastAsia="ko-KR"/>
               </w:rPr>
-              <w:t>안전관리부서는 반복 위험 그룹 2건에 대해 구역별 관리 기준을 재점검하고, 동일 위험 유형이 반복되지 않도록 예방관리 절차를 보완할 것.</w:t>
-            </w:r>
-          </w:p>
-        </w:tc>
-      </w:tr>
-      <w:tr>
-        <w:tc>
-          <w:tcPr>
-            <w:tcW w:w="4822" w:type="dxa"/>
-            <w:tcBorders>
-              <w:top w:val="single" w:sz="6" w:space="0" w:color="D7E2EE"/>
-              <w:left w:val="single" w:sz="6" w:space="0" w:color="D7E2EE"/>
-              <w:bottom w:val="single" w:sz="6" w:space="0" w:color="D7E2EE"/>
-              <w:right w:val="single" w:sz="6" w:space="0" w:color="D7E2EE"/>
-            </w:tcBorders>
-            <w:shd w:val="clear" w:color="auto" w:fill="EAF3FB"/>
-            <w:tcMar>
-              <w:top w:w="110" w:type="dxa"/>
-              <w:left w:w="150" w:type="dxa"/>
-              <w:bottom w:w="110" w:type="dxa"/>
-              <w:right w:w="150" w:type="dxa"/>
-            </w:tcMar>
-          </w:tcPr>
-          <w:p>
-            <w:pPr>
-              <w:jc w:val="center"/>
-              <w:rPr>
-                <w:lang w:eastAsia="ko-KR"/>
-              </w:rPr>
-            </w:pPr>
-            <w:r>
-              <w:rPr>
-                <w:rFonts w:hint="eastAsia"/>
-                <w:b/>
-                <w:color w:val="123B67"/>
-                <w:sz w:val="18"/>
-                <w:lang w:eastAsia="ko-KR"/>
-              </w:rPr>
-              <w:t>2</w:t>
-            </w:r>
-          </w:p>
-        </w:tc>
-        <w:tc>
-          <w:tcPr>
-            <w:tcW w:w="5515" w:type="dxa"/>
-            <w:tcBorders>
-              <w:top w:val="single" w:sz="6" w:space="0" w:color="D7E2EE"/>
-              <w:left w:val="single" w:sz="6" w:space="0" w:color="D7E2EE"/>
-              <w:bottom w:val="single" w:sz="6" w:space="0" w:color="D7E2EE"/>
-              <w:right w:val="single" w:sz="6" w:space="0" w:color="D7E2EE"/>
-            </w:tcBorders>
-            <w:shd w:val="clear" w:color="auto" w:fill="FFFFFF"/>
-            <w:tcMar>
-              <w:top w:w="110" w:type="dxa"/>
-              <w:left w:w="150" w:type="dxa"/>
-              <w:bottom w:w="110" w:type="dxa"/>
-              <w:right w:w="150" w:type="dxa"/>
-            </w:tcMar>
-          </w:tcPr>
-          <w:p>
-            <w:pPr>
-              <w:rPr>
-                <w:bCs/>
-                <w:lang w:eastAsia="ko-KR"/>
-              </w:rPr>
-            </w:pPr>
-            <w:r>
-              <w:rPr>
-                <w:rFonts w:hint="eastAsia"/>
-                <w:bCs/>
-                <w:sz w:val="20"/>
-                <w:lang w:eastAsia="ko-KR"/>
-              </w:rPr>
-              <w:t>현장관리자는 고위험 기록 4건을 우선 관리 대상으로 지정하고, 조치 완료 여부와 승인 상태를 정기적으로 확인할 것.</w:t>
-            </w:r>
-          </w:p>
-        </w:tc>
-      </w:tr>
-      <w:tr>
-        <w:tc>
-          <w:tcPr>
-            <w:tcW w:w="4822" w:type="dxa"/>
-            <w:tcBorders>
-              <w:top w:val="single" w:sz="6" w:space="0" w:color="D7E2EE"/>
-              <w:left w:val="single" w:sz="6" w:space="0" w:color="D7E2EE"/>
-              <w:bottom w:val="single" w:sz="6" w:space="0" w:color="D7E2EE"/>
-              <w:right w:val="single" w:sz="6" w:space="0" w:color="D7E2EE"/>
-            </w:tcBorders>
-            <w:shd w:val="clear" w:color="auto" w:fill="EAF3FB"/>
-            <w:tcMar>
-              <w:top w:w="110" w:type="dxa"/>
-              <w:left w:w="150" w:type="dxa"/>
-              <w:bottom w:w="110" w:type="dxa"/>
-              <w:right w:w="150" w:type="dxa"/>
-            </w:tcMar>
-          </w:tcPr>
-          <w:p>
-            <w:pPr>
-              <w:jc w:val="center"/>
-              <w:rPr>
-                <w:lang w:eastAsia="ko-KR"/>
-              </w:rPr>
-            </w:pPr>
-            <w:r>
-              <w:rPr>
-                <w:rFonts w:hint="eastAsia"/>
-                <w:b/>
-                <w:color w:val="123B67"/>
-                <w:sz w:val="18"/>
-                <w:lang w:eastAsia="ko-KR"/>
-              </w:rPr>
-              <w:t>3</w:t>
-            </w:r>
-          </w:p>
-        </w:tc>
-        <w:tc>
-          <w:tcPr>
-            <w:tcW w:w="5515" w:type="dxa"/>
-            <w:tcBorders>
-              <w:top w:val="single" w:sz="6" w:space="0" w:color="D7E2EE"/>
-              <w:left w:val="single" w:sz="6" w:space="0" w:color="D7E2EE"/>
-              <w:bottom w:val="single" w:sz="6" w:space="0" w:color="D7E2EE"/>
-              <w:right w:val="single" w:sz="6" w:space="0" w:color="D7E2EE"/>
-            </w:tcBorders>
-            <w:shd w:val="clear" w:color="auto" w:fill="FFFFFF"/>
-            <w:tcMar>
-              <w:top w:w="110" w:type="dxa"/>
-              <w:left w:w="150" w:type="dxa"/>
-              <w:bottom w:w="110" w:type="dxa"/>
-              <w:right w:w="150" w:type="dxa"/>
-            </w:tcMar>
-          </w:tcPr>
-          <w:p>
-            <w:pPr>
-              <w:rPr>
-                <w:bCs/>
-                <w:lang w:eastAsia="ko-KR"/>
-              </w:rPr>
-            </w:pPr>
-            <w:r>
-              <w:rPr>
-                <w:rFonts w:hint="eastAsia"/>
-                <w:bCs/>
-                <w:sz w:val="20"/>
-                <w:lang w:eastAsia="ko-KR"/>
-              </w:rPr>
-              <w:t>담당 부서는 미조치 또는 승인 대기 기록 9건의 처리 현황을 확인하고, 지연 항목을 해소한 뒤 결과를 보고할 것.</w:t>
-            </w:r>
-          </w:p>
-        </w:tc>
-      </w:tr>
-      <w:tr>
-        <w:tc>
-          <w:tcPr>
-            <w:tcW w:w="4822" w:type="dxa"/>
-            <w:tcBorders>
-              <w:top w:val="single" w:sz="6" w:space="0" w:color="D7E2EE"/>
-              <w:left w:val="single" w:sz="6" w:space="0" w:color="D7E2EE"/>
-              <w:bottom w:val="single" w:sz="6" w:space="0" w:color="D7E2EE"/>
-              <w:right w:val="single" w:sz="6" w:space="0" w:color="D7E2EE"/>
-            </w:tcBorders>
-            <w:shd w:val="clear" w:color="auto" w:fill="EAF3FB"/>
-            <w:tcMar>
-              <w:top w:w="110" w:type="dxa"/>
-              <w:left w:w="150" w:type="dxa"/>
-              <w:bottom w:w="110" w:type="dxa"/>
-              <w:right w:w="150" w:type="dxa"/>
-            </w:tcMar>
-          </w:tcPr>
-          <w:p>
-            <w:pPr>
-              <w:jc w:val="center"/>
-              <w:rPr>
-                <w:lang w:eastAsia="ko-KR"/>
-              </w:rPr>
-            </w:pPr>
-            <w:r>
-              <w:rPr>
-                <w:rFonts w:hint="eastAsia"/>
-                <w:b/>
-                <w:color w:val="123B67"/>
-                <w:sz w:val="18"/>
-                <w:lang w:eastAsia="ko-KR"/>
-              </w:rPr>
-              <w:t>4</w:t>
-            </w:r>
-          </w:p>
-        </w:tc>
-        <w:tc>
-          <w:tcPr>
-            <w:tcW w:w="5515" w:type="dxa"/>
-            <w:tcBorders>
-              <w:top w:val="single" w:sz="6" w:space="0" w:color="D7E2EE"/>
-              <w:left w:val="single" w:sz="6" w:space="0" w:color="D7E2EE"/>
-              <w:bottom w:val="single" w:sz="6" w:space="0" w:color="D7E2EE"/>
-              <w:right w:val="single" w:sz="6" w:space="0" w:color="D7E2EE"/>
-            </w:tcBorders>
-            <w:shd w:val="clear" w:color="auto" w:fill="FFFFFF"/>
-            <w:tcMar>
-              <w:top w:w="110" w:type="dxa"/>
-              <w:left w:w="150" w:type="dxa"/>
-              <w:bottom w:w="110" w:type="dxa"/>
-              <w:right w:w="150" w:type="dxa"/>
-            </w:tcMar>
-          </w:tcPr>
-          <w:p>
-            <w:pPr>
-              <w:rPr>
-                <w:bCs/>
-                <w:lang w:eastAsia="ko-KR"/>
-              </w:rPr>
-            </w:pPr>
-            <w:r>
-              <w:rPr>
-                <w:rFonts w:hint="eastAsia"/>
-                <w:bCs/>
-                <w:sz w:val="20"/>
-                <w:lang w:eastAsia="ko-KR"/>
-              </w:rPr>
-              <w:t>안전관리부서와 현장관리자는 조치 이후 동일 유형 기록이 재확인되는 구역의 조치 효과성을 점검하고 후속 관리 결과를 보고할 것.</w:t>
+              <w:t>안전관리부서는 C동 하역장과 B동 자재창고에서 반복 발생하는 위험에 대해 조치 및 승인 절차를 신속히 완료할 것. 소방안전 담당 부서는 집과 기석님 집의 고위험 화재 감지 위험에 대해 즉각적인 조치 계획을 수립하고 실행할 것. 안전관리부서는 동일 위험유형 반복 발생에 대한 근본적 관리체계 점검 및 개선 방안을 마련할 것. 담당 부서는 미조치 및 승인 대기 상태인 점검 건에 우선순위를 부여하고, 조치 완료 및 승인 절차 이행 현황을 주기적으로 보고할 것. 경영지원부서는 전사적 안전관리 프로세스 내 점검-조치-승인 흐름의 실효성을 검토하고 개선하여 위험 대응 체계의 신속성과 완결성을 강화할 것.</w:t>
             </w:r>
           </w:p>
         </w:tc>
@@ -1768,7 +1549,7 @@
                 <w:lang w:eastAsia="ko-KR"/>
               </w:rPr>
               <w:lastRenderedPageBreak/>
-              <w:t>본 검토 결과, 일부 구역에서 동일 위험 유형이 반복적으로 확인됐다. 반복 위험 그룹 2건과 고위험 기록 4건은 우선 관리 대상으로 분류됐다. 미조치 또는 승인 대기 항목의 처리 현황을 우선 확인 대상으로 정하고, 반복 위험 관리 기준과 조치 이행 점검 절차를 보완하도록 지시한다. 정해진 보고 체계에 따라 후속 관리 결과를 확인하겠다.</w:t>
+              <w:t>본 검토 결과 C동 하역장과 B동 자재창고에서 동일 위험유형이 반복 발생하고 있으며, 미조치 및 미승인 상태가 지속되고 있다. 집과 기석님 집에서 발생한 고위험 화재 감지 위험에 즉각 대응하겠다. 반복 위험 관리와 조치 이행 점검을 우선 관리 대상으로 정한다. 관리체계 전반을 점검하고 개선하여 재발 방지 효과를 확보하겠다. 조치 및 승인 절차 이행 현황을 주기적으로 점검하여 안전관리 체계의 완결성을 강화하겠다.</w:t>
             </w:r>
           </w:p>
         </w:tc>

--- a/report_agent/output/management_review_order.docx
+++ b/report_agent/output/management_review_order.docx
@@ -631,7 +631,7 @@
                 <w:rFonts w:hint="eastAsia"/>
                 <w:lang w:eastAsia="ko-KR"/>
               </w:rPr>
-              <w:t>C동 하역장과 B동 자재창고에서 동일 위험유형이 반복 발생하고 있으며, 특히 C동 하역장의 충돌 위험과 B동 자재창고의 적재물 위험이 미조치 및 미승인 상태로 지속되고 있다. 집과 기석님 집에서 발생한 고위험 화재 감지 위험도 즉각적인 조치가 필요. 전체 점검 건 중 절반 이상이 조치 또는 승인 대기 상태로, 신속한 조치 및 승인 절차 이행이 요구된다. 반복 위험군에 대한 근본적 관리체계 점검과 개선을 통해 재발 방지 효과를 확보할 필요가 있다.</w:t>
+              <w:t>C동 하역장과 B동 자재창고에서 동일 위험 유형이 반복 발생하고 있으며, 모두 미조치 및 미승인 상태로 위험 노출이 지속되고 있다. 집과 기석님 집에서 발생한 고위험 화재 감지 위험도 조치 및 승인 절차가 완료되지 않아 즉각적인 대응이 필요. 전체 점검 건 중 다수가 조치 및 승인 대기 상태로, 전사적 관리 체계의 신속한 개선과 점검 강화가 요구된다.</w:t>
             </w:r>
           </w:p>
         </w:tc>
@@ -1392,7 +1392,299 @@
                 <w:sz w:val="20"/>
                 <w:lang w:eastAsia="ko-KR"/>
               </w:rPr>
-              <w:t>안전관리부서는 C동 하역장과 B동 자재창고에서 반복 발생하는 위험에 대해 조치 및 승인 절차를 신속히 완료할 것. 소방안전 담당 부서는 집과 기석님 집의 고위험 화재 감지 위험에 대해 즉각적인 조치 계획을 수립하고 실행할 것. 안전관리부서는 동일 위험유형 반복 발생에 대한 근본적 관리체계 점검 및 개선 방안을 마련할 것. 담당 부서는 미조치 및 승인 대기 상태인 점검 건에 우선순위를 부여하고, 조치 완료 및 승인 절차 이행 현황을 주기적으로 보고할 것. 경영지원부서는 전사적 안전관리 프로세스 내 점검-조치-승인 흐름의 실효성을 검토하고 개선하여 위험 대응 체계의 신속성과 완결성을 강화할 것.</w:t>
+              <w:t>C동 하역장과 B동 자재창고에서 반복 발생하는 위험 유형에 대해 즉각적인 조치 및 승인 절차를 완료할 것.</w:t>
+            </w:r>
+          </w:p>
+        </w:tc>
+      </w:tr>
+      <w:tr>
+        <w:tc>
+          <w:tcPr>
+            <w:tcW w:w="4822" w:type="dxa"/>
+            <w:tcBorders>
+              <w:top w:val="single" w:sz="6" w:space="0" w:color="D7E2EE"/>
+              <w:left w:val="single" w:sz="6" w:space="0" w:color="D7E2EE"/>
+              <w:bottom w:val="single" w:sz="6" w:space="0" w:color="D7E2EE"/>
+              <w:right w:val="single" w:sz="6" w:space="0" w:color="D7E2EE"/>
+            </w:tcBorders>
+            <w:shd w:val="clear" w:color="auto" w:fill="EAF3FB"/>
+            <w:tcMar>
+              <w:top w:w="110" w:type="dxa"/>
+              <w:left w:w="150" w:type="dxa"/>
+              <w:bottom w:w="110" w:type="dxa"/>
+              <w:right w:w="150" w:type="dxa"/>
+            </w:tcMar>
+          </w:tcPr>
+          <w:p>
+            <w:pPr>
+              <w:jc w:val="center"/>
+              <w:rPr>
+                <w:lang w:eastAsia="ko-KR"/>
+              </w:rPr>
+            </w:pPr>
+            <w:r>
+              <w:rPr>
+                <w:rFonts w:hint="eastAsia"/>
+                <w:b/>
+                <w:color w:val="123B67"/>
+                <w:sz w:val="18"/>
+                <w:lang w:eastAsia="ko-KR"/>
+              </w:rPr>
+              <w:t>2</w:t>
+            </w:r>
+          </w:p>
+        </w:tc>
+        <w:tc>
+          <w:tcPr>
+            <w:tcW w:w="5515" w:type="dxa"/>
+            <w:tcBorders>
+              <w:top w:val="single" w:sz="6" w:space="0" w:color="D7E2EE"/>
+              <w:left w:val="single" w:sz="6" w:space="0" w:color="D7E2EE"/>
+              <w:bottom w:val="single" w:sz="6" w:space="0" w:color="D7E2EE"/>
+              <w:right w:val="single" w:sz="6" w:space="0" w:color="D7E2EE"/>
+            </w:tcBorders>
+            <w:shd w:val="clear" w:color="auto" w:fill="FFFFFF"/>
+            <w:tcMar>
+              <w:top w:w="110" w:type="dxa"/>
+              <w:left w:w="150" w:type="dxa"/>
+              <w:bottom w:w="110" w:type="dxa"/>
+              <w:right w:w="150" w:type="dxa"/>
+            </w:tcMar>
+          </w:tcPr>
+          <w:p>
+            <w:pPr>
+              <w:rPr>
+                <w:bCs/>
+                <w:lang w:eastAsia="ko-KR"/>
+              </w:rPr>
+            </w:pPr>
+            <w:r>
+              <w:rPr>
+                <w:rFonts w:hint="eastAsia"/>
+                <w:bCs/>
+                <w:sz w:val="20"/>
+                <w:lang w:eastAsia="ko-KR"/>
+              </w:rPr>
+              <w:t>고위험 화재 감지 위험에 대해 신속한 대응 체계를 마련하고, 조치 및 승인 절차를 지체 없이 이행할 것.</w:t>
+            </w:r>
+          </w:p>
+        </w:tc>
+      </w:tr>
+      <w:tr>
+        <w:tc>
+          <w:tcPr>
+            <w:tcW w:w="4822" w:type="dxa"/>
+            <w:tcBorders>
+              <w:top w:val="single" w:sz="6" w:space="0" w:color="D7E2EE"/>
+              <w:left w:val="single" w:sz="6" w:space="0" w:color="D7E2EE"/>
+              <w:bottom w:val="single" w:sz="6" w:space="0" w:color="D7E2EE"/>
+              <w:right w:val="single" w:sz="6" w:space="0" w:color="D7E2EE"/>
+            </w:tcBorders>
+            <w:shd w:val="clear" w:color="auto" w:fill="EAF3FB"/>
+            <w:tcMar>
+              <w:top w:w="110" w:type="dxa"/>
+              <w:left w:w="150" w:type="dxa"/>
+              <w:bottom w:w="110" w:type="dxa"/>
+              <w:right w:w="150" w:type="dxa"/>
+            </w:tcMar>
+          </w:tcPr>
+          <w:p>
+            <w:pPr>
+              <w:jc w:val="center"/>
+              <w:rPr>
+                <w:lang w:eastAsia="ko-KR"/>
+              </w:rPr>
+            </w:pPr>
+            <w:r>
+              <w:rPr>
+                <w:rFonts w:hint="eastAsia"/>
+                <w:b/>
+                <w:color w:val="123B67"/>
+                <w:sz w:val="18"/>
+                <w:lang w:eastAsia="ko-KR"/>
+              </w:rPr>
+              <w:t>3</w:t>
+            </w:r>
+          </w:p>
+        </w:tc>
+        <w:tc>
+          <w:tcPr>
+            <w:tcW w:w="5515" w:type="dxa"/>
+            <w:tcBorders>
+              <w:top w:val="single" w:sz="6" w:space="0" w:color="D7E2EE"/>
+              <w:left w:val="single" w:sz="6" w:space="0" w:color="D7E2EE"/>
+              <w:bottom w:val="single" w:sz="6" w:space="0" w:color="D7E2EE"/>
+              <w:right w:val="single" w:sz="6" w:space="0" w:color="D7E2EE"/>
+            </w:tcBorders>
+            <w:shd w:val="clear" w:color="auto" w:fill="FFFFFF"/>
+            <w:tcMar>
+              <w:top w:w="110" w:type="dxa"/>
+              <w:left w:w="150" w:type="dxa"/>
+              <w:bottom w:w="110" w:type="dxa"/>
+              <w:right w:w="150" w:type="dxa"/>
+            </w:tcMar>
+          </w:tcPr>
+          <w:p>
+            <w:pPr>
+              <w:rPr>
+                <w:bCs/>
+                <w:lang w:eastAsia="ko-KR"/>
+              </w:rPr>
+            </w:pPr>
+            <w:r>
+              <w:rPr>
+                <w:rFonts w:hint="eastAsia"/>
+                <w:bCs/>
+                <w:sz w:val="20"/>
+                <w:lang w:eastAsia="ko-KR"/>
+              </w:rPr>
+              <w:t>미조치 및 미승인 상태인 점검 건에 대해 전사적 관리 체계를 점검하고, 조치 이행 및 승인 프로세스의 효율성을 강화할 것.</w:t>
+            </w:r>
+          </w:p>
+        </w:tc>
+      </w:tr>
+      <w:tr>
+        <w:tc>
+          <w:tcPr>
+            <w:tcW w:w="4822" w:type="dxa"/>
+            <w:tcBorders>
+              <w:top w:val="single" w:sz="6" w:space="0" w:color="D7E2EE"/>
+              <w:left w:val="single" w:sz="6" w:space="0" w:color="D7E2EE"/>
+              <w:bottom w:val="single" w:sz="6" w:space="0" w:color="D7E2EE"/>
+              <w:right w:val="single" w:sz="6" w:space="0" w:color="D7E2EE"/>
+            </w:tcBorders>
+            <w:shd w:val="clear" w:color="auto" w:fill="EAF3FB"/>
+            <w:tcMar>
+              <w:top w:w="110" w:type="dxa"/>
+              <w:left w:w="150" w:type="dxa"/>
+              <w:bottom w:w="110" w:type="dxa"/>
+              <w:right w:w="150" w:type="dxa"/>
+            </w:tcMar>
+          </w:tcPr>
+          <w:p>
+            <w:pPr>
+              <w:jc w:val="center"/>
+              <w:rPr>
+                <w:lang w:eastAsia="ko-KR"/>
+              </w:rPr>
+            </w:pPr>
+            <w:r>
+              <w:rPr>
+                <w:rFonts w:hint="eastAsia"/>
+                <w:b/>
+                <w:color w:val="123B67"/>
+                <w:sz w:val="18"/>
+                <w:lang w:eastAsia="ko-KR"/>
+              </w:rPr>
+              <w:t>4</w:t>
+            </w:r>
+          </w:p>
+        </w:tc>
+        <w:tc>
+          <w:tcPr>
+            <w:tcW w:w="5515" w:type="dxa"/>
+            <w:tcBorders>
+              <w:top w:val="single" w:sz="6" w:space="0" w:color="D7E2EE"/>
+              <w:left w:val="single" w:sz="6" w:space="0" w:color="D7E2EE"/>
+              <w:bottom w:val="single" w:sz="6" w:space="0" w:color="D7E2EE"/>
+              <w:right w:val="single" w:sz="6" w:space="0" w:color="D7E2EE"/>
+            </w:tcBorders>
+            <w:shd w:val="clear" w:color="auto" w:fill="FFFFFF"/>
+            <w:tcMar>
+              <w:top w:w="110" w:type="dxa"/>
+              <w:left w:w="150" w:type="dxa"/>
+              <w:bottom w:w="110" w:type="dxa"/>
+              <w:right w:w="150" w:type="dxa"/>
+            </w:tcMar>
+          </w:tcPr>
+          <w:p>
+            <w:pPr>
+              <w:rPr>
+                <w:bCs/>
+                <w:lang w:eastAsia="ko-KR"/>
+              </w:rPr>
+            </w:pPr>
+            <w:r>
+              <w:rPr>
+                <w:rFonts w:hint="eastAsia"/>
+                <w:bCs/>
+                <w:sz w:val="20"/>
+                <w:lang w:eastAsia="ko-KR"/>
+              </w:rPr>
+              <w:t>동일 위험 유형 및 장소에서 반복 발생하는 사례에 대해 관리 체계 개선과 점검을 강화할 것.</w:t>
+            </w:r>
+          </w:p>
+        </w:tc>
+      </w:tr>
+      <w:tr>
+        <w:tc>
+          <w:tcPr>
+            <w:tcW w:w="4822" w:type="dxa"/>
+            <w:tcBorders>
+              <w:top w:val="single" w:sz="6" w:space="0" w:color="D7E2EE"/>
+              <w:left w:val="single" w:sz="6" w:space="0" w:color="D7E2EE"/>
+              <w:bottom w:val="single" w:sz="6" w:space="0" w:color="D7E2EE"/>
+              <w:right w:val="single" w:sz="6" w:space="0" w:color="D7E2EE"/>
+            </w:tcBorders>
+            <w:shd w:val="clear" w:color="auto" w:fill="EAF3FB"/>
+            <w:tcMar>
+              <w:top w:w="110" w:type="dxa"/>
+              <w:left w:w="150" w:type="dxa"/>
+              <w:bottom w:w="110" w:type="dxa"/>
+              <w:right w:w="150" w:type="dxa"/>
+            </w:tcMar>
+          </w:tcPr>
+          <w:p>
+            <w:pPr>
+              <w:jc w:val="center"/>
+              <w:rPr>
+                <w:lang w:eastAsia="ko-KR"/>
+              </w:rPr>
+            </w:pPr>
+            <w:r>
+              <w:rPr>
+                <w:rFonts w:hint="eastAsia"/>
+                <w:b/>
+                <w:color w:val="123B67"/>
+                <w:sz w:val="18"/>
+                <w:lang w:eastAsia="ko-KR"/>
+              </w:rPr>
+              <w:t>5</w:t>
+            </w:r>
+          </w:p>
+        </w:tc>
+        <w:tc>
+          <w:tcPr>
+            <w:tcW w:w="5515" w:type="dxa"/>
+            <w:tcBorders>
+              <w:top w:val="single" w:sz="6" w:space="0" w:color="D7E2EE"/>
+              <w:left w:val="single" w:sz="6" w:space="0" w:color="D7E2EE"/>
+              <w:bottom w:val="single" w:sz="6" w:space="0" w:color="D7E2EE"/>
+              <w:right w:val="single" w:sz="6" w:space="0" w:color="D7E2EE"/>
+            </w:tcBorders>
+            <w:shd w:val="clear" w:color="auto" w:fill="FFFFFF"/>
+            <w:tcMar>
+              <w:top w:w="110" w:type="dxa"/>
+              <w:left w:w="150" w:type="dxa"/>
+              <w:bottom w:w="110" w:type="dxa"/>
+              <w:right w:w="150" w:type="dxa"/>
+            </w:tcMar>
+          </w:tcPr>
+          <w:p>
+            <w:pPr>
+              <w:rPr>
+                <w:bCs/>
+                <w:lang w:eastAsia="ko-KR"/>
+              </w:rPr>
+            </w:pPr>
+            <w:r>
+              <w:rPr>
+                <w:rFonts w:hint="eastAsia"/>
+                <w:bCs/>
+                <w:sz w:val="20"/>
+                <w:lang w:eastAsia="ko-KR"/>
+              </w:rPr>
+              <w:t>정기 점검 및 조치 이력에 대한 모니터링 시스템을 강화하여 조치 완료 후 재발 여부를 지속적으로 확인하고, 미조치 사례에 대해 신속한 후속 조치를 실시할 것.</w:t>
             </w:r>
           </w:p>
         </w:tc>
@@ -1549,7 +1841,7 @@
                 <w:lang w:eastAsia="ko-KR"/>
               </w:rPr>
               <w:lastRenderedPageBreak/>
-              <w:t>본 검토 결과 C동 하역장과 B동 자재창고에서 동일 위험유형이 반복 발생하고 있으며, 미조치 및 미승인 상태가 지속되고 있다. 집과 기석님 집에서 발생한 고위험 화재 감지 위험에 즉각 대응하겠다. 반복 위험 관리와 조치 이행 점검을 우선 관리 대상으로 정한다. 관리체계 전반을 점검하고 개선하여 재발 방지 효과를 확보하겠다. 조치 및 승인 절차 이행 현황을 주기적으로 점검하여 안전관리 체계의 완결성을 강화하겠다.</w:t>
+              <w:t>C동 하역장과 B동 자재창고에서 동일 위험 유형이 반복 발생하고 있으며, 미조치 및 미승인 상태가 지속되어 위험 노출이 심각하다. 고위험 화재 감지 위험도 조치 및 승인 절차가 완료되지 않아 즉각적인 대응이 필요하다. 전체 점검 건 중 다수가 조치 및 승인 대기 상태임을 확인하였다. 반복 위험 발생 구역에 대해 관리 체계 개선과 재발 방지 대책 수립을 최우선 과제로 삼는다. 정기 점검 및 조치 이력 모니터링을 강화하여 재발 방지를 위한 관리 감독을 지속한다.</w:t>
             </w:r>
           </w:p>
         </w:tc>

--- a/report_agent/output/management_review_order.docx
+++ b/report_agent/output/management_review_order.docx
@@ -1,6 +1,6 @@
 
 <file path=word/document.xml><?xml version="1.0" encoding="utf-8"?>
-<w:document xmlns:mc="http://schemas.openxmlformats.org/markup-compatibility/2006" xmlns:r="http://schemas.openxmlformats.org/officeDocument/2006/relationships" xmlns:w="http://schemas.openxmlformats.org/wordprocessingml/2006/main" xmlns:w14="http://schemas.microsoft.com/office/word/2010/wordml" mc:Ignorable="w14">
+<w:document xmlns:wpc="http://schemas.microsoft.com/office/word/2010/wordprocessingCanvas" xmlns:cx="http://schemas.microsoft.com/office/drawing/2014/chartex" xmlns:cx1="http://schemas.microsoft.com/office/drawing/2015/9/8/chartex" xmlns:cx2="http://schemas.microsoft.com/office/drawing/2015/10/21/chartex" xmlns:cx3="http://schemas.microsoft.com/office/drawing/2016/5/9/chartex" xmlns:cx4="http://schemas.microsoft.com/office/drawing/2016/5/10/chartex" xmlns:cx5="http://schemas.microsoft.com/office/drawing/2016/5/11/chartex" xmlns:cx6="http://schemas.microsoft.com/office/drawing/2016/5/12/chartex" xmlns:cx7="http://schemas.microsoft.com/office/drawing/2016/5/13/chartex" xmlns:cx8="http://schemas.microsoft.com/office/drawing/2016/5/14/chartex" xmlns:mc="http://schemas.openxmlformats.org/markup-compatibility/2006" xmlns:aink="http://schemas.microsoft.com/office/drawing/2016/ink" xmlns:am3d="http://schemas.microsoft.com/office/drawing/2017/model3d" xmlns:o="urn:schemas-microsoft-com:office:office" xmlns:r="http://schemas.openxmlformats.org/officeDocument/2006/relationships" xmlns:m="http://schemas.openxmlformats.org/officeDocument/2006/math" xmlns:v="urn:schemas-microsoft-com:vml" xmlns:wp14="http://schemas.microsoft.com/office/word/2010/wordprocessingDrawing" xmlns:wp="http://schemas.openxmlformats.org/drawingml/2006/wordprocessingDrawing" xmlns:w10="urn:schemas-microsoft-com:office:word" xmlns:w="http://schemas.openxmlformats.org/wordprocessingml/2006/main" xmlns:w14="http://schemas.microsoft.com/office/word/2010/wordml" xmlns:w15="http://schemas.microsoft.com/office/word/2012/wordml" xmlns:w16cex="http://schemas.microsoft.com/office/word/2018/wordml/cex" xmlns:w16cid="http://schemas.microsoft.com/office/word/2016/wordml/cid" xmlns:w16="http://schemas.microsoft.com/office/word/2018/wordml" xmlns:w16sdtdh="http://schemas.microsoft.com/office/word/2020/wordml/sdtdatahash" xmlns:w16se="http://schemas.microsoft.com/office/word/2015/wordml/symex" xmlns:wpg="http://schemas.microsoft.com/office/word/2010/wordprocessingGroup" xmlns:wpi="http://schemas.microsoft.com/office/word/2010/wordprocessingInk" xmlns:wne="http://schemas.microsoft.com/office/word/2006/wordml" xmlns:wps="http://schemas.microsoft.com/office/word/2010/wordprocessingShape" mc:Ignorable="w14 w15 w16se w16cid w16 w16cex w16sdtdh wp14">
   <w:body>
     <w:tbl>
       <w:tblPr>
@@ -64,7 +64,7 @@
           <w:sz w:val="60"/>
           <w:lang w:eastAsia="ko-KR"/>
         </w:rPr>
-        <w:t>경영책임자 검토지시서</w:t>
+        <w:t>-</w:t>
       </w:r>
     </w:p>
     <w:p>
@@ -228,7 +228,7 @@
                 <w:rFonts w:hint="eastAsia"/>
                 <w:lang w:eastAsia="ko-KR"/>
               </w:rPr>
-              <w:t>경영책임자 검토지시서</w:t>
+              <w:t>-</w:t>
             </w:r>
           </w:p>
         </w:tc>
@@ -352,7 +352,7 @@
           </w:tcPr>
           <w:p>
             <w:r>
-              <w:t>2026-07-28 ~ 2026-08-03</w:t>
+              <w:t>-</w:t>
             </w:r>
           </w:p>
         </w:tc>
@@ -503,15 +503,17 @@
           <w:lang w:eastAsia="ko-KR"/>
         </w:rPr>
       </w:pPr>
+    </w:p>
+    <w:p>
+      <w:pPr>
+        <w:rPr>
+          <w:lang w:eastAsia="ko-KR"/>
+        </w:rPr>
+      </w:pPr>
       <w:r>
         <w:rPr>
           <w:lang w:eastAsia="ko-KR"/>
         </w:rPr>
-        <w:lastRenderedPageBreak/>
-      </w:r>
-    </w:p>
-    <w:p>
-      <w:r>
         <w:br w:type="page"/>
       </w:r>
     </w:p>
@@ -537,10 +539,6 @@
             <w:shd w:val="clear" w:color="auto" w:fill="123B67"/>
           </w:tcPr>
           <w:p>
-            <w:r/>
-            <w:pPr>
-              <w:jc w:val="center"/>
-            </w:pPr>
             <w:r>
               <w:rPr>
                 <w:b/>
@@ -565,6 +563,7 @@
           </w:tcPr>
           <w:p>
             <w:proofErr w:type="spellStart"/>
+            <w:proofErr w:type="gramStart"/>
             <w:r>
               <w:rPr>
                 <w:b/>
@@ -579,7 +578,15 @@
                 <w:color w:val="6B7A8C"/>
                 <w:sz w:val="18"/>
               </w:rPr>
-              <w:t xml:space="preserve">  Executive Summary</w:t>
+              <w:t xml:space="preserve">  Executive</w:t>
+            </w:r>
+            <w:proofErr w:type="gramEnd"/>
+            <w:r>
+              <w:rPr>
+                <w:color w:val="6B7A8C"/>
+                <w:sz w:val="18"/>
+              </w:rPr>
+              <w:t xml:space="preserve"> Summary</w:t>
             </w:r>
           </w:p>
         </w:tc>
@@ -631,7 +638,7 @@
                 <w:rFonts w:hint="eastAsia"/>
                 <w:lang w:eastAsia="ko-KR"/>
               </w:rPr>
-              <w:t>C동 하역장과 B동 자재창고에서 동일 위험 유형이 반복 발생하고 있으며, 모두 미조치 및 미승인 상태로 위험 노출이 지속되고 있다. 집과 기석님 집에서 발생한 고위험 화재 감지 위험도 조치 및 승인 절차가 완료되지 않아 즉각적인 대응이 필요. 전체 점검 건 중 다수가 조치 및 승인 대기 상태로, 전사적 관리 체계의 신속한 개선과 점검 강화가 요구된다.</w:t>
+              <w:t>-</w:t>
             </w:r>
           </w:p>
         </w:tc>
@@ -654,7 +661,6 @@
     <w:p>
       <w:pPr>
         <w:rPr>
-          <w:rFonts w:hint="eastAsia"/>
           <w:lang w:eastAsia="ko-KR"/>
         </w:rPr>
       </w:pPr>
@@ -686,16 +692,13 @@
             <w:shd w:val="clear" w:color="auto" w:fill="123B67"/>
           </w:tcPr>
           <w:p>
-            <w:r/>
-            <w:pPr>
-              <w:jc w:val="center"/>
-            </w:pPr>
             <w:r>
               <w:rPr>
                 <w:b/>
                 <w:color w:val="FFFFFF"/>
                 <w:sz w:val="22"/>
               </w:rPr>
+              <w:lastRenderedPageBreak/>
               <w:t>0</w:t>
             </w:r>
             <w:r>
@@ -916,23 +919,7 @@
                 <w:rFonts w:hint="eastAsia"/>
                 <w:sz w:val="16"/>
               </w:rPr>
-              <w:t>C동 하역장</w:t>
-            </w:r>
-            <w:proofErr w:type="spellStart"/>
-            <w:r>
-              <w:rPr>
-                <w:rFonts w:hint="eastAsia"/>
-                <w:sz w:val="16"/>
-              </w:rPr>
-              <w:t/>
-            </w:r>
-            <w:proofErr w:type="spellEnd"/>
-            <w:r>
-              <w:rPr>
-                <w:rFonts w:hint="eastAsia"/>
-                <w:sz w:val="16"/>
-              </w:rPr>
-              <w:t/>
+              <w:t>-</w:t>
             </w:r>
           </w:p>
         </w:tc>
@@ -957,23 +944,7 @@
                 <w:rFonts w:hint="eastAsia"/>
                 <w:sz w:val="16"/>
               </w:rPr>
-              <w:t>충돌</w:t>
-            </w:r>
-            <w:proofErr w:type="spellStart"/>
-            <w:r>
-              <w:rPr>
-                <w:rFonts w:hint="eastAsia"/>
-                <w:sz w:val="16"/>
-              </w:rPr>
-              <w:t/>
-            </w:r>
-            <w:proofErr w:type="spellEnd"/>
-            <w:r>
-              <w:rPr>
-                <w:rFonts w:hint="eastAsia"/>
-                <w:sz w:val="16"/>
-              </w:rPr>
-              <w:t/>
+              <w:t>-</w:t>
             </w:r>
           </w:p>
         </w:tc>
@@ -997,7 +968,7 @@
               <w:rPr>
                 <w:sz w:val="16"/>
               </w:rPr>
-              <w:t>MEDIUM</w:t>
+              <w:t>-</w:t>
             </w:r>
           </w:p>
         </w:tc>
@@ -1025,143 +996,7 @@
                 <w:sz w:val="16"/>
                 <w:lang w:eastAsia="ko-KR"/>
               </w:rPr>
-              <w:t>관리 수준 점검 필요, 미조치 또는 승인 대기 현황 확인 필요, 반복 발생 관리 기준 보완 필요</w:t>
-            </w:r>
-          </w:p>
-        </w:tc>
-      </w:tr>
-      <w:tr>
-        <w:tc>
-          <w:tcPr>
-            <w:tcW w:w="1077" w:type="dxa"/>
-            <w:shd w:val="clear" w:color="auto" w:fill="FFFFFF"/>
-            <w:tcMar>
-              <w:top w:w="100" w:type="dxa"/>
-              <w:left w:w="70" w:type="dxa"/>
-              <w:bottom w:w="100" w:type="dxa"/>
-              <w:right w:w="70" w:type="dxa"/>
-            </w:tcMar>
-            <w:vAlign w:val="center"/>
-          </w:tcPr>
-          <w:p>
-            <w:pPr>
-              <w:jc w:val="center"/>
-            </w:pPr>
-            <w:r>
-              <w:rPr>
-                <w:rFonts w:hint="eastAsia"/>
-                <w:sz w:val="16"/>
-              </w:rPr>
-              <w:t>B동 자재창고</w:t>
-            </w:r>
-            <w:proofErr w:type="spellStart"/>
-            <w:r>
-              <w:rPr>
-                <w:rFonts w:hint="eastAsia"/>
-                <w:sz w:val="16"/>
-              </w:rPr>
-              <w:t/>
-            </w:r>
-            <w:proofErr w:type="spellEnd"/>
-            <w:r>
-              <w:rPr>
-                <w:rFonts w:hint="eastAsia"/>
-                <w:sz w:val="16"/>
-              </w:rPr>
-              <w:t/>
-            </w:r>
-          </w:p>
-        </w:tc>
-        <w:tc>
-          <w:tcPr>
-            <w:tcW w:w="1323" w:type="dxa"/>
-            <w:shd w:val="clear" w:color="auto" w:fill="FFFFFF"/>
-            <w:tcMar>
-              <w:top w:w="100" w:type="dxa"/>
-              <w:left w:w="70" w:type="dxa"/>
-              <w:bottom w:w="100" w:type="dxa"/>
-              <w:right w:w="70" w:type="dxa"/>
-            </w:tcMar>
-            <w:vAlign w:val="center"/>
-          </w:tcPr>
-          <w:p>
-            <w:pPr>
-              <w:jc w:val="center"/>
-            </w:pPr>
-            <w:r>
-              <w:rPr>
-                <w:rFonts w:hint="eastAsia"/>
-                <w:sz w:val="16"/>
-              </w:rPr>
-              <w:t>적재물</w:t>
-            </w:r>
-            <w:proofErr w:type="spellStart"/>
-            <w:r>
-              <w:rPr>
-                <w:rFonts w:hint="eastAsia"/>
-                <w:sz w:val="16"/>
-              </w:rPr>
-              <w:t/>
-            </w:r>
-            <w:proofErr w:type="spellEnd"/>
-            <w:r>
-              <w:rPr>
-                <w:rFonts w:hint="eastAsia"/>
-                <w:sz w:val="16"/>
-              </w:rPr>
-              <w:t/>
-            </w:r>
-          </w:p>
-        </w:tc>
-        <w:tc>
-          <w:tcPr>
-            <w:tcW w:w="1386" w:type="dxa"/>
-            <w:shd w:val="clear" w:color="auto" w:fill="FFFFFF"/>
-            <w:tcMar>
-              <w:top w:w="100" w:type="dxa"/>
-              <w:left w:w="70" w:type="dxa"/>
-              <w:bottom w:w="100" w:type="dxa"/>
-              <w:right w:w="70" w:type="dxa"/>
-            </w:tcMar>
-            <w:vAlign w:val="center"/>
-          </w:tcPr>
-          <w:p>
-            <w:pPr>
-              <w:jc w:val="center"/>
-            </w:pPr>
-            <w:r>
-              <w:rPr>
-                <w:sz w:val="16"/>
-              </w:rPr>
-              <w:t>MEDIUM</w:t>
-            </w:r>
-          </w:p>
-        </w:tc>
-        <w:tc>
-          <w:tcPr>
-            <w:tcW w:w="6349" w:type="dxa"/>
-            <w:shd w:val="clear" w:color="auto" w:fill="FFFFFF"/>
-            <w:tcMar>
-              <w:top w:w="100" w:type="dxa"/>
-              <w:left w:w="70" w:type="dxa"/>
-              <w:bottom w:w="100" w:type="dxa"/>
-              <w:right w:w="70" w:type="dxa"/>
-            </w:tcMar>
-            <w:vAlign w:val="center"/>
-          </w:tcPr>
-          <w:p>
-            <w:pPr>
-              <w:rPr>
-                <w:lang w:eastAsia="ko-KR"/>
-              </w:rPr>
-            </w:pPr>
-            <w:r>
-              <w:rPr>
-                <w:rFonts w:hint="eastAsia"/>
-                <w:sz w:val="16"/>
-                <w:lang w:eastAsia="ko-KR"/>
-              </w:rPr>
-              <w:t>정기 모니터링 필요, 미조치 또는 승인 대기 현황 확인 필요</w:t>
+              <w:t>-</w:t>
             </w:r>
           </w:p>
         </w:tc>
@@ -1210,7 +1045,7 @@
                 <w:sz w:val="18"/>
                 <w:lang w:eastAsia="ko-KR"/>
               </w:rPr>
-              <w:t>위 표는 동일 구역과 동일 위험 유형이 반복 기록된 후보를 기준으로 정리한 것이다. 반복 위험 그룹은 2건, 고위험 기록은 4건, 미조치 또는 승인 대기 기록은 9건이다.</w:t>
+              <w:t>-</w:t>
             </w:r>
           </w:p>
         </w:tc>
@@ -1219,7 +1054,6 @@
     <w:p>
       <w:pPr>
         <w:rPr>
-          <w:rFonts w:hint="eastAsia"/>
           <w:lang w:eastAsia="ko-KR"/>
         </w:rPr>
       </w:pPr>
@@ -1252,16 +1086,13 @@
             <w:shd w:val="clear" w:color="auto" w:fill="123B67"/>
           </w:tcPr>
           <w:p>
-            <w:r/>
-            <w:pPr>
-              <w:jc w:val="center"/>
-            </w:pPr>
             <w:r>
               <w:rPr>
                 <w:b/>
                 <w:color w:val="FFFFFF"/>
                 <w:sz w:val="22"/>
               </w:rPr>
+              <w:lastRenderedPageBreak/>
               <w:t>03</w:t>
             </w:r>
           </w:p>
@@ -1318,16 +1149,17 @@
       <w:tblPr>
         <w:tblpPr w:leftFromText="142" w:rightFromText="142" w:vertAnchor="text" w:horzAnchor="margin" w:tblpY="405"/>
         <w:tblW w:w="10337" w:type="dxa"/>
+        <w:tblLayout w:type="fixed"/>
         <w:tblLook w:val="04A0" w:firstRow="1" w:lastRow="0" w:firstColumn="1" w:lastColumn="0" w:noHBand="0" w:noVBand="1"/>
       </w:tblPr>
       <w:tblGrid>
-        <w:gridCol w:w="4822"/>
-        <w:gridCol w:w="5515"/>
+        <w:gridCol w:w="1143"/>
+        <w:gridCol w:w="9194"/>
       </w:tblGrid>
       <w:tr>
         <w:tc>
           <w:tcPr>
-            <w:tcW w:w="4822" w:type="dxa"/>
+            <w:tcW w:w="1143" w:type="dxa"/>
             <w:tcBorders>
               <w:top w:val="single" w:sz="6" w:space="0" w:color="D7E2EE"/>
               <w:left w:val="single" w:sz="6" w:space="0" w:color="D7E2EE"/>
@@ -1363,7 +1195,7 @@
         </w:tc>
         <w:tc>
           <w:tcPr>
-            <w:tcW w:w="5515" w:type="dxa"/>
+            <w:tcW w:w="9194" w:type="dxa"/>
             <w:tcBorders>
               <w:top w:val="single" w:sz="6" w:space="0" w:color="D7E2EE"/>
               <w:left w:val="single" w:sz="6" w:space="0" w:color="D7E2EE"/>
@@ -1392,7 +1224,7 @@
                 <w:sz w:val="20"/>
                 <w:lang w:eastAsia="ko-KR"/>
               </w:rPr>
-              <w:t>C동 하역장과 B동 자재창고에서 반복 발생하는 위험 유형에 대해 즉각적인 조치 및 승인 절차를 완료할 것.</w:t>
+              <w:t>-</w:t>
             </w:r>
           </w:p>
         </w:tc>
@@ -1400,7 +1232,7 @@
       <w:tr>
         <w:tc>
           <w:tcPr>
-            <w:tcW w:w="4822" w:type="dxa"/>
+            <w:tcW w:w="1143" w:type="dxa"/>
             <w:tcBorders>
               <w:top w:val="single" w:sz="6" w:space="0" w:color="D7E2EE"/>
               <w:left w:val="single" w:sz="6" w:space="0" w:color="D7E2EE"/>
@@ -1436,7 +1268,7 @@
         </w:tc>
         <w:tc>
           <w:tcPr>
-            <w:tcW w:w="5515" w:type="dxa"/>
+            <w:tcW w:w="9194" w:type="dxa"/>
             <w:tcBorders>
               <w:top w:val="single" w:sz="6" w:space="0" w:color="D7E2EE"/>
               <w:left w:val="single" w:sz="6" w:space="0" w:color="D7E2EE"/>
@@ -1465,7 +1297,7 @@
                 <w:sz w:val="20"/>
                 <w:lang w:eastAsia="ko-KR"/>
               </w:rPr>
-              <w:t>고위험 화재 감지 위험에 대해 신속한 대응 체계를 마련하고, 조치 및 승인 절차를 지체 없이 이행할 것.</w:t>
+              <w:t>-</w:t>
             </w:r>
           </w:p>
         </w:tc>
@@ -1473,7 +1305,7 @@
       <w:tr>
         <w:tc>
           <w:tcPr>
-            <w:tcW w:w="4822" w:type="dxa"/>
+            <w:tcW w:w="1143" w:type="dxa"/>
             <w:tcBorders>
               <w:top w:val="single" w:sz="6" w:space="0" w:color="D7E2EE"/>
               <w:left w:val="single" w:sz="6" w:space="0" w:color="D7E2EE"/>
@@ -1509,7 +1341,7 @@
         </w:tc>
         <w:tc>
           <w:tcPr>
-            <w:tcW w:w="5515" w:type="dxa"/>
+            <w:tcW w:w="9194" w:type="dxa"/>
             <w:tcBorders>
               <w:top w:val="single" w:sz="6" w:space="0" w:color="D7E2EE"/>
               <w:left w:val="single" w:sz="6" w:space="0" w:color="D7E2EE"/>
@@ -1538,7 +1370,7 @@
                 <w:sz w:val="20"/>
                 <w:lang w:eastAsia="ko-KR"/>
               </w:rPr>
-              <w:t>미조치 및 미승인 상태인 점검 건에 대해 전사적 관리 체계를 점검하고, 조치 이행 및 승인 프로세스의 효율성을 강화할 것.</w:t>
+              <w:t>-</w:t>
             </w:r>
           </w:p>
         </w:tc>
@@ -1546,7 +1378,7 @@
       <w:tr>
         <w:tc>
           <w:tcPr>
-            <w:tcW w:w="4822" w:type="dxa"/>
+            <w:tcW w:w="1143" w:type="dxa"/>
             <w:tcBorders>
               <w:top w:val="single" w:sz="6" w:space="0" w:color="D7E2EE"/>
               <w:left w:val="single" w:sz="6" w:space="0" w:color="D7E2EE"/>
@@ -1582,7 +1414,7 @@
         </w:tc>
         <w:tc>
           <w:tcPr>
-            <w:tcW w:w="5515" w:type="dxa"/>
+            <w:tcW w:w="9194" w:type="dxa"/>
             <w:tcBorders>
               <w:top w:val="single" w:sz="6" w:space="0" w:color="D7E2EE"/>
               <w:left w:val="single" w:sz="6" w:space="0" w:color="D7E2EE"/>
@@ -1611,7 +1443,7 @@
                 <w:sz w:val="20"/>
                 <w:lang w:eastAsia="ko-KR"/>
               </w:rPr>
-              <w:t>동일 위험 유형 및 장소에서 반복 발생하는 사례에 대해 관리 체계 개선과 점검을 강화할 것.</w:t>
+              <w:t>-</w:t>
             </w:r>
           </w:p>
         </w:tc>
@@ -1619,7 +1451,7 @@
       <w:tr>
         <w:tc>
           <w:tcPr>
-            <w:tcW w:w="4822" w:type="dxa"/>
+            <w:tcW w:w="1143" w:type="dxa"/>
             <w:tcBorders>
               <w:top w:val="single" w:sz="6" w:space="0" w:color="D7E2EE"/>
               <w:left w:val="single" w:sz="6" w:space="0" w:color="D7E2EE"/>
@@ -1655,7 +1487,7 @@
         </w:tc>
         <w:tc>
           <w:tcPr>
-            <w:tcW w:w="5515" w:type="dxa"/>
+            <w:tcW w:w="9194" w:type="dxa"/>
             <w:tcBorders>
               <w:top w:val="single" w:sz="6" w:space="0" w:color="D7E2EE"/>
               <w:left w:val="single" w:sz="6" w:space="0" w:color="D7E2EE"/>
@@ -1684,7 +1516,7 @@
                 <w:sz w:val="20"/>
                 <w:lang w:eastAsia="ko-KR"/>
               </w:rPr>
-              <w:t>정기 점검 및 조치 이력에 대한 모니터링 시스템을 강화하여 조치 완료 후 재발 여부를 지속적으로 확인하고, 미조치 사례에 대해 신속한 후속 조치를 실시할 것.</w:t>
+              <w:t>-</w:t>
             </w:r>
           </w:p>
         </w:tc>
@@ -1702,7 +1534,6 @@
       <w:pPr>
         <w:spacing w:after="0"/>
         <w:rPr>
-          <w:rFonts w:hint="eastAsia"/>
           <w:lang w:eastAsia="ko-KR"/>
         </w:rPr>
       </w:pPr>
@@ -1747,15 +1578,11 @@
             </w:pPr>
             <w:r>
               <w:rPr>
-                <w:lang w:eastAsia="ko-KR"/>
-              </w:rPr>
-            </w:r>
-            <w:r>
-              <w:rPr>
                 <w:b/>
                 <w:color w:val="FFFFFF"/>
                 <w:sz w:val="22"/>
               </w:rPr>
+              <w:lastRenderedPageBreak/>
               <w:t>04</w:t>
             </w:r>
           </w:p>
@@ -1772,6 +1599,7 @@
             <w:shd w:val="clear" w:color="auto" w:fill="FFFFFF"/>
           </w:tcPr>
           <w:p>
+            <w:proofErr w:type="gramStart"/>
             <w:r>
               <w:rPr>
                 <w:rFonts w:hint="eastAsia"/>
@@ -1789,6 +1617,7 @@
               </w:rPr>
               <w:t xml:space="preserve">  Conclusion</w:t>
             </w:r>
+            <w:proofErr w:type="gramEnd"/>
           </w:p>
         </w:tc>
       </w:tr>
@@ -1840,8 +1669,7 @@
                 <w:sz w:val="22"/>
                 <w:lang w:eastAsia="ko-KR"/>
               </w:rPr>
-              <w:lastRenderedPageBreak/>
-              <w:t>C동 하역장과 B동 자재창고에서 동일 위험 유형이 반복 발생하고 있으며, 미조치 및 미승인 상태가 지속되어 위험 노출이 심각하다. 고위험 화재 감지 위험도 조치 및 승인 절차가 완료되지 않아 즉각적인 대응이 필요하다. 전체 점검 건 중 다수가 조치 및 승인 대기 상태임을 확인하였다. 반복 위험 발생 구역에 대해 관리 체계 개선과 재발 방지 대책 수립을 최우선 과제로 삼는다. 정기 점검 및 조치 이력 모니터링을 강화하여 재발 방지를 위한 관리 감독을 지속한다.</w:t>
+              <w:t>-</w:t>
             </w:r>
           </w:p>
         </w:tc>

--- a/report_agent/output/management_review_order.docx
+++ b/report_agent/output/management_review_order.docx
@@ -64,7 +64,7 @@
           <w:sz w:val="60"/>
           <w:lang w:eastAsia="ko-KR"/>
         </w:rPr>
-        <w:t>-</w:t>
+        <w:t>경영책임자 검토지시서</w:t>
       </w:r>
     </w:p>
     <w:p>
@@ -228,7 +228,7 @@
                 <w:rFonts w:hint="eastAsia"/>
                 <w:lang w:eastAsia="ko-KR"/>
               </w:rPr>
-              <w:t>-</w:t>
+              <w:t>경영책임자 검토지시서</w:t>
             </w:r>
           </w:p>
         </w:tc>
@@ -352,7 +352,7 @@
           </w:tcPr>
           <w:p>
             <w:r>
-              <w:t>-</w:t>
+              <w:t>2026-07-28 ~ 2026-08-03</w:t>
             </w:r>
           </w:p>
         </w:tc>
@@ -638,7 +638,7 @@
                 <w:rFonts w:hint="eastAsia"/>
                 <w:lang w:eastAsia="ko-KR"/>
               </w:rPr>
-              <w:t>-</w:t>
+              <w:t>C동 하역장과 B동 자재창고에서 동일 위험 유형이 반복 발생하고 있으며, 특히 C동 하역장의 충돌 위험은 4회 반복되었다. 집과 기석님 집에서 발생한 고위험 화재 감지 위험은 미조치 및 미승인 상태로 관리되고 있다. 전체 점검 건 중 미조치 및 미승인 상태가 다수 존재하여 신속한 조치와 승인 절차 이행이 필요. 반복 위험 발생과 미조치 상태는 현장 관리 체계 및 조치 프로세스 개선의 필요성을 시사한다.</w:t>
             </w:r>
           </w:p>
         </w:tc>
@@ -919,7 +919,7 @@
                 <w:rFonts w:hint="eastAsia"/>
                 <w:sz w:val="16"/>
               </w:rPr>
-              <w:t>-</w:t>
+              <w:t>C동 하역장</w:t>
             </w:r>
           </w:p>
         </w:tc>
@@ -944,7 +944,7 @@
                 <w:rFonts w:hint="eastAsia"/>
                 <w:sz w:val="16"/>
               </w:rPr>
-              <w:t>-</w:t>
+              <w:t>충돌</w:t>
             </w:r>
           </w:p>
         </w:tc>
@@ -968,7 +968,7 @@
               <w:rPr>
                 <w:sz w:val="16"/>
               </w:rPr>
-              <w:t>-</w:t>
+              <w:t>MEDIUM</w:t>
             </w:r>
           </w:p>
         </w:tc>
@@ -996,7 +996,111 @@
                 <w:sz w:val="16"/>
                 <w:lang w:eastAsia="ko-KR"/>
               </w:rPr>
-              <w:t>-</w:t>
+              <w:t>관리 수준 점검 필요, 미조치 또는 승인 대기 현황 확인 필요, 반복 발생 관리 기준 보완 필요</w:t>
+            </w:r>
+          </w:p>
+        </w:tc>
+      </w:tr>
+      <w:tr>
+        <w:tc>
+          <w:tcPr>
+            <w:tcW w:w="1077" w:type="dxa"/>
+            <w:shd w:val="clear" w:color="auto" w:fill="FFFFFF"/>
+            <w:tcMar>
+              <w:top w:w="100" w:type="dxa"/>
+              <w:left w:w="70" w:type="dxa"/>
+              <w:bottom w:w="100" w:type="dxa"/>
+              <w:right w:w="70" w:type="dxa"/>
+            </w:tcMar>
+            <w:vAlign w:val="center"/>
+          </w:tcPr>
+          <w:p>
+            <w:pPr>
+              <w:jc w:val="center"/>
+            </w:pPr>
+            <w:r>
+              <w:rPr>
+                <w:rFonts w:hint="eastAsia"/>
+                <w:sz w:val="16"/>
+              </w:rPr>
+              <w:t>B동 자재창고</w:t>
+            </w:r>
+          </w:p>
+        </w:tc>
+        <w:tc>
+          <w:tcPr>
+            <w:tcW w:w="1323" w:type="dxa"/>
+            <w:shd w:val="clear" w:color="auto" w:fill="FFFFFF"/>
+            <w:tcMar>
+              <w:top w:w="100" w:type="dxa"/>
+              <w:left w:w="70" w:type="dxa"/>
+              <w:bottom w:w="100" w:type="dxa"/>
+              <w:right w:w="70" w:type="dxa"/>
+            </w:tcMar>
+            <w:vAlign w:val="center"/>
+          </w:tcPr>
+          <w:p>
+            <w:pPr>
+              <w:jc w:val="center"/>
+            </w:pPr>
+            <w:r>
+              <w:rPr>
+                <w:rFonts w:hint="eastAsia"/>
+                <w:sz w:val="16"/>
+              </w:rPr>
+              <w:t>적재물</w:t>
+            </w:r>
+          </w:p>
+        </w:tc>
+        <w:tc>
+          <w:tcPr>
+            <w:tcW w:w="1386" w:type="dxa"/>
+            <w:shd w:val="clear" w:color="auto" w:fill="FFFFFF"/>
+            <w:tcMar>
+              <w:top w:w="100" w:type="dxa"/>
+              <w:left w:w="70" w:type="dxa"/>
+              <w:bottom w:w="100" w:type="dxa"/>
+              <w:right w:w="70" w:type="dxa"/>
+            </w:tcMar>
+            <w:vAlign w:val="center"/>
+          </w:tcPr>
+          <w:p>
+            <w:pPr>
+              <w:jc w:val="center"/>
+            </w:pPr>
+            <w:r>
+              <w:rPr>
+                <w:sz w:val="16"/>
+              </w:rPr>
+              <w:t>MEDIUM</w:t>
+            </w:r>
+          </w:p>
+        </w:tc>
+        <w:tc>
+          <w:tcPr>
+            <w:tcW w:w="6349" w:type="dxa"/>
+            <w:shd w:val="clear" w:color="auto" w:fill="FFFFFF"/>
+            <w:tcMar>
+              <w:top w:w="100" w:type="dxa"/>
+              <w:left w:w="70" w:type="dxa"/>
+              <w:bottom w:w="100" w:type="dxa"/>
+              <w:right w:w="70" w:type="dxa"/>
+            </w:tcMar>
+            <w:vAlign w:val="center"/>
+          </w:tcPr>
+          <w:p>
+            <w:pPr>
+              <w:rPr>
+                <w:lang w:eastAsia="ko-KR"/>
+              </w:rPr>
+            </w:pPr>
+            <w:r>
+              <w:rPr>
+                <w:rFonts w:hint="eastAsia"/>
+                <w:sz w:val="16"/>
+                <w:lang w:eastAsia="ko-KR"/>
+              </w:rPr>
+              <w:t>정기 모니터링 필요, 미조치 또는 승인 대기 현황 확인 필요</w:t>
             </w:r>
           </w:p>
         </w:tc>
@@ -1045,7 +1149,7 @@
                 <w:sz w:val="18"/>
                 <w:lang w:eastAsia="ko-KR"/>
               </w:rPr>
-              <w:t>-</w:t>
+              <w:t>위 표는 동일 구역과 동일 위험 유형이 반복 기록된 후보를 기준으로 정리한 것이다. 반복 위험 그룹은 2건, 고위험 기록은 4건, 미조치 또는 승인 대기 기록은 9건이다.</w:t>
             </w:r>
           </w:p>
         </w:tc>
@@ -1224,7 +1328,7 @@
                 <w:sz w:val="20"/>
                 <w:lang w:eastAsia="ko-KR"/>
               </w:rPr>
-              <w:t>-</w:t>
+              <w:t>C동 하역장과 B동 자재창고에서 반복 발생하는 위험요인에 대해 즉각적인 조치 및 승인 절차를 완료하도록 지시할 것.</w:t>
             </w:r>
           </w:p>
         </w:tc>
@@ -1297,7 +1401,7 @@
                 <w:sz w:val="20"/>
                 <w:lang w:eastAsia="ko-KR"/>
               </w:rPr>
-              <w:t>-</w:t>
+              <w:t>고위험 화재 감지 위험에 대해 우선순위를 부여하여 신속한 조치 및 승인 절차를 진행하도록 관리 체계를 강화할 것.</w:t>
             </w:r>
           </w:p>
         </w:tc>
@@ -1370,7 +1474,7 @@
                 <w:sz w:val="20"/>
                 <w:lang w:eastAsia="ko-KR"/>
               </w:rPr>
-              <w:t>-</w:t>
+              <w:t>미조치 및 미승인 상태인 점검 건에 대해 현황을 즉시 파악하고, 개선 방안을 마련할 것.</w:t>
             </w:r>
           </w:p>
         </w:tc>
@@ -1443,7 +1547,7 @@
                 <w:sz w:val="20"/>
                 <w:lang w:eastAsia="ko-KR"/>
               </w:rPr>
-              <w:t>-</w:t>
+              <w:t>동일 위험유형 및 장소에서 반복 발생하는 사례에 대해 정기적인 모니터링 체계를 구축하고, 조치 이행 현황을 경영책임자가 직접 점검할 수 있는 보고 체계를 마련할 것.</w:t>
             </w:r>
           </w:p>
         </w:tc>
@@ -1516,7 +1620,7 @@
                 <w:sz w:val="20"/>
                 <w:lang w:eastAsia="ko-KR"/>
               </w:rPr>
-              <w:t>-</w:t>
+              <w:t>점검 및 조치 프로세스의 효율성 및 신속성을 높이기 위한 내부 관리 체계 개선을 추진할 것.</w:t>
             </w:r>
           </w:p>
         </w:tc>
@@ -1669,7 +1773,7 @@
                 <w:sz w:val="22"/>
                 <w:lang w:eastAsia="ko-KR"/>
               </w:rPr>
-              <w:t>-</w:t>
+              <w:t>본 검토 결과 C동 하역장과 B동 자재창고에서 동일 위험 유형이 반복 발생하고 있으며, 집과 기석님 집에서 발생한 고위험 화재 감지 위험도 미조치 상태로 확인됐다. 미완료 조치 및 승인 대기 건이 다수 존재하여 현장 안전 관리에 즉각적인 개선이 필요하다. 반복 위험 관리와 조치 이행 점검을 우선 관리 대상으로 정하고, 조치 및 승인 절차의 신속한 이행과 내부 관리 체계 개선을 추진한다. 정기적인 모니터링과 직접 점검을 통해 위험 노출을 최소화하겠다.</w:t>
             </w:r>
           </w:p>
         </w:tc>
